--- a/docs/artigo/padroes_nutricao_artrite_idosos_v6.docx
+++ b/docs/artigo/padroes_nutricao_artrite_idosos_v6.docx
@@ -2339,23 +2339,28 @@
     <w:tbl>
       <w:tblPr>
         <w:tblStyle w:val="Tabelacomgrade"/>
-        <w:tblW w:type="auto" w:w="0"/>
-        <w:tblLook w:firstColumn="1" w:firstRow="1" w:lastColumn="0" w:lastRow="0" w:noHBand="0" w:noVBand="1" w:val="04A0"/>
+        <w:tblW w:w="0" w:type="auto"/>
+        <w:tblLook w:val="04A0" w:firstRow="1" w:lastRow="0" w:firstColumn="1" w:lastColumn="0" w:noHBand="0" w:noVBand="1"/>
       </w:tblPr>
       <w:tblGrid>
-        <w:gridCol w:w="3169"/>
-        <w:gridCol w:w="3169"/>
-        <w:gridCol w:w="3169"/>
+        <w:gridCol w:w="2247"/>
+        <w:gridCol w:w="2791"/>
+        <w:gridCol w:w="4458"/>
       </w:tblGrid>
       <w:tr>
         <w:tc>
           <w:tcPr>
-            <w:tcW w:type="dxa" w:w="2268"/>
-          </w:tcPr>
-          <w:p>
-            <w:r/>
-            <w:r>
-              <w:rPr>
+            <w:tcW w:w="2268" w:type="dxa"/>
+          </w:tcPr>
+          <w:p>
+            <w:pPr>
+              <w:rPr>
+                <w:rFonts w:ascii="Times New Roman" w:hAnsi="Times New Roman" w:cs="Times New Roman"/>
+              </w:rPr>
+            </w:pPr>
+            <w:r>
+              <w:rPr>
+                <w:rFonts w:ascii="Times New Roman" w:hAnsi="Times New Roman" w:cs="Times New Roman"/>
                 <w:b/>
                 <w:sz w:val="18"/>
               </w:rPr>
@@ -2365,12 +2370,17 @@
         </w:tc>
         <w:tc>
           <w:tcPr>
-            <w:tcW w:type="dxa" w:w="2835"/>
-          </w:tcPr>
-          <w:p>
-            <w:r/>
-            <w:r>
-              <w:rPr>
+            <w:tcW w:w="2835" w:type="dxa"/>
+          </w:tcPr>
+          <w:p>
+            <w:pPr>
+              <w:rPr>
+                <w:rFonts w:ascii="Times New Roman" w:hAnsi="Times New Roman" w:cs="Times New Roman"/>
+              </w:rPr>
+            </w:pPr>
+            <w:r>
+              <w:rPr>
+                <w:rFonts w:ascii="Times New Roman" w:hAnsi="Times New Roman" w:cs="Times New Roman"/>
                 <w:b/>
                 <w:sz w:val="18"/>
               </w:rPr>
@@ -2380,12 +2390,17 @@
         </w:tc>
         <w:tc>
           <w:tcPr>
-            <w:tcW w:type="dxa" w:w="4535"/>
-          </w:tcPr>
-          <w:p>
-            <w:r/>
-            <w:r>
-              <w:rPr>
+            <w:tcW w:w="4535" w:type="dxa"/>
+          </w:tcPr>
+          <w:p>
+            <w:pPr>
+              <w:rPr>
+                <w:rFonts w:ascii="Times New Roman" w:hAnsi="Times New Roman" w:cs="Times New Roman"/>
+              </w:rPr>
+            </w:pPr>
+            <w:r>
+              <w:rPr>
+                <w:rFonts w:ascii="Times New Roman" w:hAnsi="Times New Roman" w:cs="Times New Roman"/>
                 <w:b/>
                 <w:sz w:val="18"/>
               </w:rPr>
@@ -2397,12 +2412,17 @@
       <w:tr>
         <w:tc>
           <w:tcPr>
-            <w:tcW w:type="dxa" w:w="2268"/>
-          </w:tcPr>
-          <w:p>
-            <w:r/>
-            <w:r>
-              <w:rPr>
+            <w:tcW w:w="2268" w:type="dxa"/>
+          </w:tcPr>
+          <w:p>
+            <w:pPr>
+              <w:rPr>
+                <w:rFonts w:ascii="Times New Roman" w:hAnsi="Times New Roman" w:cs="Times New Roman"/>
+              </w:rPr>
+            </w:pPr>
+            <w:r>
+              <w:rPr>
+                <w:rFonts w:ascii="Times New Roman" w:hAnsi="Times New Roman" w:cs="Times New Roman"/>
                 <w:sz w:val="18"/>
               </w:rPr>
               <w:t>1. Hábitos de saúde</w:t>
@@ -2411,12 +2431,17 @@
         </w:tc>
         <w:tc>
           <w:tcPr>
-            <w:tcW w:type="dxa" w:w="2835"/>
-          </w:tcPr>
-          <w:p>
-            <w:r/>
-            <w:r>
-              <w:rPr>
+            <w:tcW w:w="2835" w:type="dxa"/>
+          </w:tcPr>
+          <w:p>
+            <w:pPr>
+              <w:rPr>
+                <w:rFonts w:ascii="Times New Roman" w:hAnsi="Times New Roman" w:cs="Times New Roman"/>
+              </w:rPr>
+            </w:pPr>
+            <w:r>
+              <w:rPr>
+                <w:rFonts w:ascii="Times New Roman" w:hAnsi="Times New Roman" w:cs="Times New Roman"/>
                 <w:sz w:val="18"/>
               </w:rPr>
               <w:t>Atividade física e comportamento sedentário</w:t>
@@ -2425,12 +2450,17 @@
         </w:tc>
         <w:tc>
           <w:tcPr>
-            <w:tcW w:type="dxa" w:w="4535"/>
-          </w:tcPr>
-          <w:p>
-            <w:r/>
-            <w:r>
-              <w:rPr>
+            <w:tcW w:w="4535" w:type="dxa"/>
+          </w:tcPr>
+          <w:p>
+            <w:pPr>
+              <w:rPr>
+                <w:rFonts w:ascii="Times New Roman" w:hAnsi="Times New Roman" w:cs="Times New Roman"/>
+              </w:rPr>
+            </w:pPr>
+            <w:r>
+              <w:rPr>
+                <w:rFonts w:ascii="Times New Roman" w:hAnsi="Times New Roman" w:cs="Times New Roman"/>
                 <w:sz w:val="18"/>
               </w:rPr>
               <w:t>P034/P035 (exercício), P04501 (TV)</w:t>
@@ -2441,12 +2471,17 @@
       <w:tr>
         <w:tc>
           <w:tcPr>
-            <w:tcW w:type="dxa" w:w="2268"/>
-          </w:tcPr>
-          <w:p>
-            <w:r/>
-            <w:r>
-              <w:rPr>
+            <w:tcW w:w="2268" w:type="dxa"/>
+          </w:tcPr>
+          <w:p>
+            <w:pPr>
+              <w:rPr>
+                <w:rFonts w:ascii="Times New Roman" w:hAnsi="Times New Roman" w:cs="Times New Roman"/>
+              </w:rPr>
+            </w:pPr>
+            <w:r>
+              <w:rPr>
+                <w:rFonts w:ascii="Times New Roman" w:hAnsi="Times New Roman" w:cs="Times New Roman"/>
                 <w:sz w:val="18"/>
               </w:rPr>
               <w:t>2. Hábitos alimentares</w:t>
@@ -2455,12 +2490,17 @@
         </w:tc>
         <w:tc>
           <w:tcPr>
-            <w:tcW w:type="dxa" w:w="2835"/>
-          </w:tcPr>
-          <w:p>
-            <w:r/>
-            <w:r>
-              <w:rPr>
+            <w:tcW w:w="2835" w:type="dxa"/>
+          </w:tcPr>
+          <w:p>
+            <w:pPr>
+              <w:rPr>
+                <w:rFonts w:ascii="Times New Roman" w:hAnsi="Times New Roman" w:cs="Times New Roman"/>
+              </w:rPr>
+            </w:pPr>
+            <w:r>
+              <w:rPr>
+                <w:rFonts w:ascii="Times New Roman" w:hAnsi="Times New Roman" w:cs="Times New Roman"/>
                 <w:sz w:val="18"/>
               </w:rPr>
               <w:t>Alimentos e bebidas in natura × ultraprocessados; álcool</w:t>
@@ -2469,12 +2509,17 @@
         </w:tc>
         <w:tc>
           <w:tcPr>
-            <w:tcW w:type="dxa" w:w="4535"/>
-          </w:tcPr>
-          <w:p>
-            <w:r/>
-            <w:r>
-              <w:rPr>
+            <w:tcW w:w="4535" w:type="dxa"/>
+          </w:tcPr>
+          <w:p>
+            <w:pPr>
+              <w:rPr>
+                <w:rFonts w:ascii="Times New Roman" w:hAnsi="Times New Roman" w:cs="Times New Roman"/>
+              </w:rPr>
+            </w:pPr>
+            <w:r>
+              <w:rPr>
+                <w:rFonts w:ascii="Times New Roman" w:hAnsi="Times New Roman" w:cs="Times New Roman"/>
                 <w:sz w:val="18"/>
               </w:rPr>
               <w:t>P018/P00901/P015 (frutas/verduras/peixe), P01101/P02501/P02002 (carne/doces/refrigerante), P027/P029 (álcool)</w:t>
@@ -2485,12 +2530,17 @@
       <w:tr>
         <w:tc>
           <w:tcPr>
-            <w:tcW w:type="dxa" w:w="2268"/>
-          </w:tcPr>
-          <w:p>
-            <w:r/>
-            <w:r>
-              <w:rPr>
+            <w:tcW w:w="2268" w:type="dxa"/>
+          </w:tcPr>
+          <w:p>
+            <w:pPr>
+              <w:rPr>
+                <w:rFonts w:ascii="Times New Roman" w:hAnsi="Times New Roman" w:cs="Times New Roman"/>
+              </w:rPr>
+            </w:pPr>
+            <w:r>
+              <w:rPr>
+                <w:rFonts w:ascii="Times New Roman" w:hAnsi="Times New Roman" w:cs="Times New Roman"/>
                 <w:sz w:val="18"/>
               </w:rPr>
               <w:t>3. Acesso e uso de serviços</w:t>
@@ -2499,12 +2549,17 @@
         </w:tc>
         <w:tc>
           <w:tcPr>
-            <w:tcW w:type="dxa" w:w="2835"/>
-          </w:tcPr>
-          <w:p>
-            <w:r/>
-            <w:r>
-              <w:rPr>
+            <w:tcW w:w="2835" w:type="dxa"/>
+          </w:tcPr>
+          <w:p>
+            <w:pPr>
+              <w:rPr>
+                <w:rFonts w:ascii="Times New Roman" w:hAnsi="Times New Roman" w:cs="Times New Roman"/>
+              </w:rPr>
+            </w:pPr>
+            <w:r>
+              <w:rPr>
+                <w:rFonts w:ascii="Times New Roman" w:hAnsi="Times New Roman" w:cs="Times New Roman"/>
                 <w:sz w:val="18"/>
               </w:rPr>
               <w:t>Uso de serviços e posse de plano</w:t>
@@ -2513,12 +2568,17 @@
         </w:tc>
         <w:tc>
           <w:tcPr>
-            <w:tcW w:type="dxa" w:w="4535"/>
-          </w:tcPr>
-          <w:p>
-            <w:r/>
-            <w:r>
-              <w:rPr>
+            <w:tcW w:w="4535" w:type="dxa"/>
+          </w:tcPr>
+          <w:p>
+            <w:pPr>
+              <w:rPr>
+                <w:rFonts w:ascii="Times New Roman" w:hAnsi="Times New Roman" w:cs="Times New Roman"/>
+              </w:rPr>
+            </w:pPr>
+            <w:r>
+              <w:rPr>
+                <w:rFonts w:ascii="Times New Roman" w:hAnsi="Times New Roman" w:cs="Times New Roman"/>
                 <w:sz w:val="18"/>
               </w:rPr>
               <w:t>J01101/J012 (consultas), I00102 (plano), J01002 (local)</w:t>
@@ -2529,12 +2589,17 @@
       <w:tr>
         <w:tc>
           <w:tcPr>
-            <w:tcW w:type="dxa" w:w="2268"/>
-          </w:tcPr>
-          <w:p>
-            <w:r/>
-            <w:r>
-              <w:rPr>
+            <w:tcW w:w="2268" w:type="dxa"/>
+          </w:tcPr>
+          <w:p>
+            <w:pPr>
+              <w:rPr>
+                <w:rFonts w:ascii="Times New Roman" w:hAnsi="Times New Roman" w:cs="Times New Roman"/>
+              </w:rPr>
+            </w:pPr>
+            <w:r>
+              <w:rPr>
+                <w:rFonts w:ascii="Times New Roman" w:hAnsi="Times New Roman" w:cs="Times New Roman"/>
                 <w:sz w:val="18"/>
               </w:rPr>
               <w:t>4. Condições físicas e mentais</w:t>
@@ -2543,12 +2608,17 @@
         </w:tc>
         <w:tc>
           <w:tcPr>
-            <w:tcW w:type="dxa" w:w="2835"/>
-          </w:tcPr>
-          <w:p>
-            <w:r/>
-            <w:r>
-              <w:rPr>
+            <w:tcW w:w="2835" w:type="dxa"/>
+          </w:tcPr>
+          <w:p>
+            <w:pPr>
+              <w:rPr>
+                <w:rFonts w:ascii="Times New Roman" w:hAnsi="Times New Roman" w:cs="Times New Roman"/>
+              </w:rPr>
+            </w:pPr>
+            <w:r>
+              <w:rPr>
+                <w:rFonts w:ascii="Times New Roman" w:hAnsi="Times New Roman" w:cs="Times New Roman"/>
                 <w:sz w:val="18"/>
               </w:rPr>
               <w:t>Função, saúde mental, autopercepção, comorbidades, exames</w:t>
@@ -2557,12 +2627,17 @@
         </w:tc>
         <w:tc>
           <w:tcPr>
-            <w:tcW w:type="dxa" w:w="4535"/>
-          </w:tcPr>
-          <w:p>
-            <w:r/>
-            <w:r>
-              <w:rPr>
+            <w:tcW w:w="4535" w:type="dxa"/>
+          </w:tcPr>
+          <w:p>
+            <w:pPr>
+              <w:rPr>
+                <w:rFonts w:ascii="Times New Roman" w:hAnsi="Times New Roman" w:cs="Times New Roman"/>
+              </w:rPr>
+            </w:pPr>
+            <w:r>
+              <w:rPr>
+                <w:rFonts w:ascii="Times New Roman" w:hAnsi="Times New Roman" w:cs="Times New Roman"/>
                 <w:sz w:val="18"/>
               </w:rPr>
               <w:t>G059/G070/G079 (função), N001 (autopercepção), N010/N011 (sono/cansaço), Q092 (depressão), comorbidades Q*</w:t>
@@ -2573,12 +2648,17 @@
       <w:tr>
         <w:tc>
           <w:tcPr>
-            <w:tcW w:type="dxa" w:w="2268"/>
-          </w:tcPr>
-          <w:p>
-            <w:r/>
-            <w:r>
-              <w:rPr>
+            <w:tcW w:w="2268" w:type="dxa"/>
+          </w:tcPr>
+          <w:p>
+            <w:pPr>
+              <w:rPr>
+                <w:rFonts w:ascii="Times New Roman" w:hAnsi="Times New Roman" w:cs="Times New Roman"/>
+              </w:rPr>
+            </w:pPr>
+            <w:r>
+              <w:rPr>
+                <w:rFonts w:ascii="Times New Roman" w:hAnsi="Times New Roman" w:cs="Times New Roman"/>
                 <w:sz w:val="18"/>
               </w:rPr>
               <w:t>5. Sociodemográficas</w:t>
@@ -2587,12 +2667,17 @@
         </w:tc>
         <w:tc>
           <w:tcPr>
-            <w:tcW w:type="dxa" w:w="2835"/>
-          </w:tcPr>
-          <w:p>
-            <w:r/>
-            <w:r>
-              <w:rPr>
+            <w:tcW w:w="2835" w:type="dxa"/>
+          </w:tcPr>
+          <w:p>
+            <w:pPr>
+              <w:rPr>
+                <w:rFonts w:ascii="Times New Roman" w:hAnsi="Times New Roman" w:cs="Times New Roman"/>
+              </w:rPr>
+            </w:pPr>
+            <w:r>
+              <w:rPr>
+                <w:rFonts w:ascii="Times New Roman" w:hAnsi="Times New Roman" w:cs="Times New Roman"/>
                 <w:sz w:val="18"/>
               </w:rPr>
               <w:t>Sexo, idade, escolaridade e renda</w:t>
@@ -2601,12 +2686,17 @@
         </w:tc>
         <w:tc>
           <w:tcPr>
-            <w:tcW w:type="dxa" w:w="4535"/>
-          </w:tcPr>
-          <w:p>
-            <w:r/>
-            <w:r>
-              <w:rPr>
+            <w:tcW w:w="4535" w:type="dxa"/>
+          </w:tcPr>
+          <w:p>
+            <w:pPr>
+              <w:rPr>
+                <w:rFonts w:ascii="Times New Roman" w:hAnsi="Times New Roman" w:cs="Times New Roman"/>
+              </w:rPr>
+            </w:pPr>
+            <w:r>
+              <w:rPr>
+                <w:rFonts w:ascii="Times New Roman" w:hAnsi="Times New Roman" w:cs="Times New Roman"/>
                 <w:sz w:val="18"/>
               </w:rPr>
               <w:t>C006, C008, VDD004A, VDF004</w:t>
@@ -2617,12 +2707,17 @@
       <w:tr>
         <w:tc>
           <w:tcPr>
-            <w:tcW w:type="dxa" w:w="2268"/>
-          </w:tcPr>
-          <w:p>
-            <w:r/>
-            <w:r>
-              <w:rPr>
+            <w:tcW w:w="2268" w:type="dxa"/>
+          </w:tcPr>
+          <w:p>
+            <w:pPr>
+              <w:rPr>
+                <w:rFonts w:ascii="Times New Roman" w:hAnsi="Times New Roman" w:cs="Times New Roman"/>
+              </w:rPr>
+            </w:pPr>
+            <w:r>
+              <w:rPr>
+                <w:rFonts w:ascii="Times New Roman" w:hAnsi="Times New Roman" w:cs="Times New Roman"/>
                 <w:sz w:val="18"/>
               </w:rPr>
               <w:t>6. Antropometria</w:t>
@@ -2631,12 +2726,17 @@
         </w:tc>
         <w:tc>
           <w:tcPr>
-            <w:tcW w:type="dxa" w:w="2835"/>
-          </w:tcPr>
-          <w:p>
-            <w:r/>
-            <w:r>
-              <w:rPr>
+            <w:tcW w:w="2835" w:type="dxa"/>
+          </w:tcPr>
+          <w:p>
+            <w:pPr>
+              <w:rPr>
+                <w:rFonts w:ascii="Times New Roman" w:hAnsi="Times New Roman" w:cs="Times New Roman"/>
+              </w:rPr>
+            </w:pPr>
+            <w:r>
+              <w:rPr>
+                <w:rFonts w:ascii="Times New Roman" w:hAnsi="Times New Roman" w:cs="Times New Roman"/>
                 <w:sz w:val="18"/>
               </w:rPr>
               <w:t>Peso e altura combinados no IMC</w:t>
@@ -2645,12 +2745,17 @@
         </w:tc>
         <w:tc>
           <w:tcPr>
-            <w:tcW w:type="dxa" w:w="4535"/>
-          </w:tcPr>
-          <w:p>
-            <w:r/>
-            <w:r>
-              <w:rPr>
+            <w:tcW w:w="4535" w:type="dxa"/>
+          </w:tcPr>
+          <w:p>
+            <w:pPr>
+              <w:rPr>
+                <w:rFonts w:ascii="Times New Roman" w:hAnsi="Times New Roman" w:cs="Times New Roman"/>
+              </w:rPr>
+            </w:pPr>
+            <w:r>
+              <w:rPr>
+                <w:rFonts w:ascii="Times New Roman" w:hAnsi="Times New Roman" w:cs="Times New Roman"/>
                 <w:sz w:val="18"/>
               </w:rPr>
               <w:t>P00104 (peso), P00404 (altura) → IMC</w:t>
@@ -3896,7 +4001,6 @@
           <w:rFonts w:ascii="Times New Roman" w:hAnsi="Times New Roman" w:cs="Times New Roman"/>
           <w:noProof/>
         </w:rPr>
-        <w:lastRenderedPageBreak/>
         <w:drawing>
           <wp:inline distT="0" distB="0" distL="0" distR="0" wp14:anchorId="11E625EC" wp14:editId="225F1C71">
             <wp:extent cx="2953400" cy="8200000"/>
@@ -6483,12 +6587,123 @@
     </w:p>
     <w:p>
       <w:pPr>
+        <w:jc w:val="both"/>
+        <w:rPr>
+          <w:rFonts w:ascii="Times New Roman" w:hAnsi="Times New Roman" w:cs="Times New Roman"/>
+        </w:rPr>
+      </w:pPr>
+    </w:p>
+    <w:p>
+      <w:pPr>
+        <w:pBdr>
+          <w:bottom w:val="single" w:sz="2" w:space="0" w:color="E8E8E8"/>
+        </w:pBdr>
+        <w:spacing w:before="200" w:after="100"/>
+        <w:rPr>
+          <w:rFonts w:ascii="Times New Roman" w:hAnsi="Times New Roman" w:cs="Times New Roman"/>
+        </w:rPr>
+      </w:pPr>
+      <w:r>
+        <w:rPr>
+          <w:rFonts w:ascii="Times New Roman" w:hAnsi="Times New Roman" w:cs="Times New Roman"/>
+          <w:b/>
+          <w:bCs/>
+          <w:color w:val="6B6B6B"/>
+          <w:sz w:val="24"/>
+          <w:szCs w:val="24"/>
+        </w:rPr>
+        <w:t>3.</w:t>
+      </w:r>
+      <w:r>
+        <w:rPr>
+          <w:rFonts w:ascii="Times New Roman" w:hAnsi="Times New Roman" w:cs="Times New Roman"/>
+          <w:b/>
+          <w:bCs/>
+          <w:color w:val="6B6B6B"/>
+          <w:sz w:val="24"/>
+          <w:szCs w:val="24"/>
+        </w:rPr>
+        <w:t>8</w:t>
+      </w:r>
+      <w:r>
+        <w:rPr>
+          <w:rFonts w:ascii="Times New Roman" w:hAnsi="Times New Roman" w:cs="Times New Roman"/>
+          <w:b/>
+          <w:bCs/>
+          <w:color w:val="6B6B6B"/>
+          <w:sz w:val="24"/>
+          <w:szCs w:val="24"/>
+        </w:rPr>
+        <w:t xml:space="preserve"> Etapa </w:t>
+      </w:r>
+      <w:r>
+        <w:rPr>
+          <w:rFonts w:ascii="Times New Roman" w:hAnsi="Times New Roman" w:cs="Times New Roman"/>
+          <w:b/>
+          <w:bCs/>
+          <w:color w:val="6B6B6B"/>
+          <w:sz w:val="24"/>
+          <w:szCs w:val="24"/>
+        </w:rPr>
+        <w:t>7</w:t>
+      </w:r>
+      <w:r>
+        <w:rPr>
+          <w:rFonts w:ascii="Times New Roman" w:hAnsi="Times New Roman" w:cs="Times New Roman"/>
+          <w:b/>
+          <w:bCs/>
+          <w:color w:val="6B6B6B"/>
+          <w:sz w:val="24"/>
+          <w:szCs w:val="24"/>
+        </w:rPr>
+        <w:t xml:space="preserve"> — </w:t>
+      </w:r>
+      <w:proofErr w:type="spellStart"/>
+      <w:r>
+        <w:rPr>
+          <w:rFonts w:ascii="Times New Roman" w:hAnsi="Times New Roman" w:cs="Times New Roman"/>
+          <w:b/>
+          <w:bCs/>
+          <w:color w:val="6B6B6B"/>
+          <w:sz w:val="24"/>
+          <w:szCs w:val="24"/>
+        </w:rPr>
+        <w:t>Discretização</w:t>
+      </w:r>
+      <w:proofErr w:type="spellEnd"/>
+      <w:r>
+        <w:rPr>
+          <w:rFonts w:ascii="Times New Roman" w:hAnsi="Times New Roman" w:cs="Times New Roman"/>
+          <w:b/>
+          <w:bCs/>
+          <w:color w:val="6B6B6B"/>
+          <w:sz w:val="24"/>
+          <w:szCs w:val="24"/>
+        </w:rPr>
+        <w:t xml:space="preserve"> das variáveis contínuas</w:t>
+      </w:r>
+    </w:p>
+    <w:p>
+      <w:pPr>
+        <w:rPr>
+          <w:rFonts w:ascii="Times New Roman" w:hAnsi="Times New Roman" w:cs="Times New Roman"/>
+        </w:rPr>
+      </w:pPr>
+    </w:p>
+    <w:p>
+      <w:pPr>
         <w:ind w:firstLine="708"/>
         <w:jc w:val="both"/>
         <w:rPr>
           <w:rFonts w:ascii="Times New Roman" w:hAnsi="Times New Roman" w:cs="Times New Roman"/>
         </w:rPr>
       </w:pPr>
+      <w:r>
+        <w:rPr>
+          <w:rFonts w:ascii="Times New Roman" w:hAnsi="Times New Roman" w:cs="Times New Roman"/>
+        </w:rPr>
+        <w:t>A discretização troca valores numéricos crus por um número finito de faixas qualitativas — é a sétima etapa do KDD e, no nosso projeto, ela ganhou um notebook só seu (NB04). Fizemos isso por três motivos práticos: algoritmos de caixa-branca, como árvore de decisão e Naïve Bayes, geram regras mais legíveis sobre faixas do que sobre números; a dimensionalidade diminui; e valores extremos acabam absorvidos dentro de uma faixa, suavizando o efeito de outliers. Seguimos o mesmo padrão dos artigos do grupo do orientador (LICAP) sobre a PNS: discretização não-supervisionada e univariada, com cortes vindos de fontes oficiais e nunca definidos pela classe-alvo.</w:t>
+      </w:r>
     </w:p>
     <w:p>
       <w:pPr>
@@ -6507,37 +6722,12 @@
           <w:rFonts w:ascii="Times New Roman" w:hAnsi="Times New Roman" w:cs="Times New Roman"/>
         </w:rPr>
       </w:pPr>
-    </w:p>
-    <w:p>
-      <w:pPr>
-        <w:rPr>
-          <w:rFonts w:ascii="Times New Roman" w:hAnsi="Times New Roman" w:cs="Times New Roman"/>
-          <w:b/>
-        </w:rPr>
-      </w:pPr>
-      <w:proofErr w:type="spellStart"/>
-      <w:r>
-        <w:rPr>
-          <w:rFonts w:ascii="Times New Roman" w:hAnsi="Times New Roman" w:cs="Times New Roman"/>
-          <w:b/>
-        </w:rPr>
-        <w:t>Discretização</w:t>
-      </w:r>
-      <w:proofErr w:type="spellEnd"/>
-      <w:r>
-        <w:rPr>
-          <w:rFonts w:ascii="Times New Roman" w:hAnsi="Times New Roman" w:cs="Times New Roman"/>
-          <w:b/>
-        </w:rPr>
-        <w:t xml:space="preserve"> das variáveis contínuas</w:t>
-      </w:r>
-    </w:p>
-    <w:p>
-      <w:pPr>
-        <w:rPr>
-          <w:rFonts w:ascii="Times New Roman" w:hAnsi="Times New Roman" w:cs="Times New Roman"/>
-        </w:rPr>
-      </w:pPr>
+      <w:r>
+        <w:rPr>
+          <w:rFonts w:ascii="Times New Roman" w:hAnsi="Times New Roman" w:cs="Times New Roman"/>
+        </w:rPr>
+        <w:t>Para as variáveis que têm um ponto de corte consagrado, usamos faixas de domínio. O IMC seguiu a classificação da OMS (baixo peso, normal, sobrepeso, obesidade); a idade foi dividida na subdivisão etária do idoso (60–69, 70–79, 80 anos ou mais); a atividade física seguiu o Guia de Atividade Física para a População Brasileira (2021); e o consumo de álcool por ocasião adotou o limiar de binge drinking do NIAAA (cinco doses ou mais) — esta última só existe no Desenho 1, pois saiu por excesso de ausentes no Desenho 2. As consultas médicas no último ano (J012), que não têm um corte clínico estabelecido, foram divididas em quatro faixas pragmáticas de intensidade de uso dos serviços de saúde.</w:t>
+      </w:r>
     </w:p>
     <w:p>
       <w:pPr>
@@ -6547,12 +6737,6 @@
           <w:rFonts w:ascii="Times New Roman" w:hAnsi="Times New Roman" w:cs="Times New Roman"/>
         </w:rPr>
       </w:pPr>
-      <w:r>
-        <w:rPr>
-          <w:rFonts w:ascii="Times New Roman" w:hAnsi="Times New Roman" w:cs="Times New Roman"/>
-        </w:rPr>
-        <w:t>A discretização troca valores numéricos crus por um número finito de faixas qualitativas — é a sétima etapa do KDD e, no nosso projeto, ela ganhou um notebook só seu (NB04). Fizemos isso por três motivos práticos: algoritmos de caixa-branca, como árvore de decisão e Naïve Bayes, geram regras mais legíveis sobre faixas do que sobre números; a dimensionalidade diminui; e valores extremos acabam absorvidos dentro de uma faixa, suavizando o efeito de outliers. Seguimos o mesmo padrão dos artigos do grupo do orientador (LICAP) sobre a PNS: discretização não-supervisionada e univariada, com cortes vindos de fontes oficiais e nunca definidos pela classe-alvo.</w:t>
-      </w:r>
     </w:p>
     <w:p>
       <w:pPr>
@@ -6566,20 +6750,6 @@
         <w:rPr>
           <w:rFonts w:ascii="Times New Roman" w:hAnsi="Times New Roman" w:cs="Times New Roman"/>
         </w:rPr>
-        <w:t>Para as variáveis que têm um ponto de corte consagrado, usamos faixas de domínio. O IMC seguiu a classificação da OMS (baixo peso, normal, sobrepeso, obesidade); a idade foi dividida na subdivisão etária do idoso (60–69, 70–79, 80 anos ou mais); a atividade física seguiu o Guia de Atividade Física para a População Brasileira (2021); e o consumo de álcool por ocasião adotou o limiar de binge drinking do NIAAA (cinco doses ou mais) — esta última só existe no Desenho 1, pois saiu por excesso de ausentes no Desenho 2. As consultas médicas no último ano (J012), que não têm um corte clínico estabelecido, foram divididas em quatro faixas pragmáticas de intensidade de uso dos serviços de saúde.</w:t>
-      </w:r>
-    </w:p>
-    <w:p>
-      <w:pPr>
-        <w:jc w:val="both"/>
-        <w:rPr>
-          <w:rFonts w:ascii="Times New Roman" w:hAnsi="Times New Roman" w:cs="Times New Roman"/>
-        </w:rPr>
-      </w:pPr>
-      <w:r>
-        <w:rPr>
-          <w:rFonts w:ascii="Times New Roman" w:hAnsi="Times New Roman" w:cs="Times New Roman"/>
-        </w:rPr>
         <w:t>A frequência alimentar pediu um cuidado diferente. Os dois escores não têm norma externa — não existe uma “OMS do escore alimentar” —, então cortá-los por quartis seria arbitrário e, pior, trataria cada um de forma isolada, justamente perdendo a interação entre dieta protetora e dieta pró-inflamatória que nos interessa. Por isso seguimos Ribeiro e Zárate (2019), também do grupo do orientador, que combina blocos de frequência por produto cartesiano. Os dois escores viram os eixos de um plano, cada eixo é cortado pela mediana, e o cruzamento gera quatro quadrantes reunidos numa única variável ordinal, a Padrao_Alimentar_cat (Figura 3.3). Os quadrantes vão do Protetor (consumo pró-inflamatório baixo e protetor alto) ao Pró-inflamatório (pró-inflamatório alto e protetor baixo), passando pelo Pobre e pelo Misto.</w:t>
       </w:r>
     </w:p>
@@ -6597,9 +6767,9 @@
         </w:rPr>
         <w:lastRenderedPageBreak/>
         <w:drawing>
-          <wp:inline distT="0" distB="0" distL="0" distR="0" wp14:anchorId="6E830A3E" wp14:editId="342CD247">
-            <wp:extent cx="4572000" cy="3133716"/>
-            <wp:effectExtent l="0" t="0" r="0" b="0"/>
+          <wp:inline distT="0" distB="0" distL="0" distR="0" wp14:anchorId="6E830A3E" wp14:editId="0DB23C31">
+            <wp:extent cx="3598921" cy="2466753"/>
+            <wp:effectExtent l="0" t="0" r="1905" b="0"/>
             <wp:docPr id="1808435988" name="Picture 1808435988"/>
             <wp:cNvGraphicFramePr>
               <a:graphicFrameLocks xmlns:a="http://schemas.openxmlformats.org/drawingml/2006/main" noChangeAspect="1"/>
@@ -6620,7 +6790,7 @@
                   <pic:spPr>
                     <a:xfrm>
                       <a:off x="0" y="0"/>
-                      <a:ext cx="4572000" cy="3133716"/>
+                      <a:ext cx="3609407" cy="2473940"/>
                     </a:xfrm>
                     <a:prstGeom prst="rect">
                       <a:avLst/>
@@ -6811,7 +6981,6 @@
         <w:rPr>
           <w:rFonts w:ascii="Times New Roman" w:hAnsi="Times New Roman" w:cs="Times New Roman"/>
         </w:rPr>
-        <w:lastRenderedPageBreak/>
         <w:t>A Figura 3.4 mostra onde os idosos caem de fato no plano. O corte pela mediana deixa os quatro quadrantes razoavelmente equilibrados em tamanho, o que é desejável: nenhuma faixa fica vazia ou dominante. As medianas diferem entre os desenhos (no inflamatório, 12,0 no Desenho 1 e 8,2 no Desenho 2), o que é esperado, já que as coortes são diferentes.</w:t>
       </w:r>
     </w:p>
@@ -7000,6 +7169,7 @@
     </w:p>
     <w:p>
       <w:pPr>
+        <w:ind w:firstLine="708"/>
         <w:jc w:val="both"/>
         <w:rPr>
           <w:rFonts w:ascii="Times New Roman" w:hAnsi="Times New Roman" w:cs="Times New Roman"/>
@@ -7031,446 +7201,8 @@
           <w:sz w:val="24"/>
           <w:szCs w:val="24"/>
         </w:rPr>
-        <w:t>3.8 Etapa 7 — Seleção de Atributos</w:t>
-      </w:r>
-    </w:p>
-    <w:p>
-      <w:pPr>
-        <w:rPr>
-          <w:rFonts w:ascii="Times New Roman" w:hAnsi="Times New Roman" w:cs="Times New Roman"/>
-        </w:rPr>
-      </w:pPr>
-    </w:p>
-    <w:p>
-      <w:pPr>
-        <w:ind w:firstLine="708"/>
-        <w:rPr>
-          <w:rFonts w:ascii="Times New Roman" w:hAnsi="Times New Roman" w:cs="Times New Roman"/>
-        </w:rPr>
-      </w:pPr>
-      <w:r>
-        <w:rPr>
-          <w:rFonts w:ascii="Times New Roman" w:hAnsi="Times New Roman" w:cs="Times New Roman"/>
-        </w:rPr>
-        <w:t xml:space="preserve">A seleção de atributos cumpre dois papéis no nosso pipeline. O primeiro é exploratório: usamos entropia e correlação apenas para sinalizar atributos problemáticos. Entropia muito baixa indica uma variável quase constante, candidata a remoção; correlação muito alta com o alvo acende um alerta de variável-consequência, no sentido da discussão de “consequência × causalidade” vista em aula. Vale </w:t>
-      </w:r>
-      <w:r>
-        <w:rPr>
-          <w:rFonts w:ascii="Times New Roman" w:hAnsi="Times New Roman" w:cs="Times New Roman"/>
-        </w:rPr>
-        <w:lastRenderedPageBreak/>
-        <w:t>reforçar que essas medidas só sinalizam — elas nunca definem os cortes da discretização, que segue não-supervisionada.</w:t>
-      </w:r>
-    </w:p>
-    <w:p>
-      <w:pPr>
-        <w:ind w:firstLine="708"/>
-        <w:jc w:val="both"/>
-        <w:rPr>
-          <w:rFonts w:ascii="Times New Roman" w:hAnsi="Times New Roman" w:cs="Times New Roman"/>
-        </w:rPr>
-      </w:pPr>
-      <w:r>
-        <w:rPr>
-          <w:rFonts w:ascii="Times New Roman" w:hAnsi="Times New Roman" w:cs="Times New Roman"/>
-        </w:rPr>
-        <w:t>O segundo papel foi corrigir um vazamento de dados (data leakage) no Desenho 2. Como o grupo de controle “saudável” é definido justamente pela ausência de qualquer doença crônica, todas as comorbidades Q* valem “Não” nos controles por construção. O efeito é direto: a hipertensão (Q00201), por exemplo, chega a uma correlação de 0,70 com o alvo no Desenho 2, contra 0,14 no Desenho 1 — ela separaria as classes de forma circular, prevendo artrite quase sem erro só porque o controle nunca tem comorbidade. Para resolver isso sem mexer nas coortes, passamos a tratar as comorbidades como filtro de seleção da coorte, e não como variáveis do modelo: as treze doenças do filtro foram removidas das features (onze colunas efetivamente presentes no Desenho 2), permanecendo apenas na caracterização descritiva da amostra. O mesmo cuidado se estende aos exames condicionais a essas comorbidades — hemoglobina glicada (Q04708/Q047081) e colesterol/triglicerídeos (Q04711/Q047111/Q05901) —, perguntados somente a quem já tem a doença e, portanto, quase ausentes entre os controles: eles são descartados pelo corte de 75% de dados ausentes e, por segurança, também integram a lista de remoção do anti-leakage, de modo que nunca alcançam o modelo. A variável Q084 (problema crônico de coluna), que não faz parte do filtro e varia nos controles, foi mantida como preditora legítima. Assim o modelo nunca enxerga as comorbidades, e os dois desenhos passam a diferir apenas na coorte de casos.</w:t>
-      </w:r>
-    </w:p>
-    <w:p>
-      <w:pPr>
-        <w:spacing w:after="120"/>
-      </w:pPr>
-      <w:r>
-        <w:rPr>
-          <w:b/>
-        </w:rPr>
-        <w:t>Seleção por entropia (incerteza simétrica)</w:t>
-      </w:r>
-    </w:p>
-    <w:p>
-      <w:pPr>
-        <w:spacing w:after="120"/>
-      </w:pPr>
-      <w:r>
-        <w:rPr>
-          <w:b w:val="0"/>
-        </w:rPr>
-        <w:t>Sobre os dados já discretizados, medimos quanto cada atributo reduz a incerteza da classe antes da modelagem, seguindo os usos de entropia dos slides do orientador. Adotamos o ganho de informação em relação à classe, como no estudo de artrite e depressão, e calculamos por atributo o ganho de informação, a razão de ganho e a incerteza simétrica (SU = 2·IG / (H(C)+H(A))). A SU é a métrica principal porque normaliza atributos com número de níveis diferente, que aqui vão de 2 a 22.</w:t>
-      </w:r>
-    </w:p>
-    <w:p>
-      <w:pPr>
-        <w:spacing w:after="120"/>
-      </w:pPr>
-      <w:r>
-        <w:rPr>
-          <w:b w:val="0"/>
-        </w:rPr>
-        <w:t>Medimos sobre o treino balanceado por subamostragem, porque no Desenho 1 o desbalanceamento de 8,77:1 derruba a entropia da classe (de 1,0 para 0,476) e tornaria as comparações injustas. O corte foi conservador: removemos apenas atributos com SU abaixo de 0,001, que na prática são indicadores binários sem informação de classe. Cortes maiores eliminariam variáveis importantes como IMC, atividade física, padrão alimentar, escolaridade e renda, o que seria indefensável. A permutação entra só como p-valor descritivo, mostrando que o sinal é fraco, e toda a seleção é ajustada apenas no treino, com o teste à parte.</w:t>
-      </w:r>
-    </w:p>
-    <w:p>
-      <w:pPr>
-        <w:spacing w:after="120"/>
-      </w:pPr>
-      <w:r>
-        <w:rPr>
-          <w:b w:val="0"/>
-        </w:rPr>
-        <w:t>O resultado foi um conjunto enxuto: o Desenho 1 manteve 39 de 57 atributos e o Desenho 2, 42 de 55, preservando todas as dimensões do modelo conceitual. No topo do ranking aparecem sexo, problema crônico de coluna, número de consultas, autopercepção de saúde, cansaço e sono (Tabela 3.7). Mesmo com as comorbidades excluídas como filtro, o topo coincide, de forma independente do modelo, com fatores destacados por Cancella e Zárate (2025): sexo e autopercepção de saúde.</w:t>
-      </w:r>
-    </w:p>
-    <w:tbl>
-      <w:tblPr>
-        <w:tblStyle w:val="Tabelacomgrade"/>
-        <w:tblW w:type="auto" w:w="0"/>
-        <w:tblLook w:firstColumn="1" w:firstRow="1" w:lastColumn="0" w:lastRow="0" w:noHBand="0" w:noVBand="1" w:val="04A0"/>
-      </w:tblPr>
-      <w:tblGrid>
-        <w:gridCol w:w="3169"/>
-        <w:gridCol w:w="3169"/>
-        <w:gridCol w:w="3169"/>
-      </w:tblGrid>
-      <w:tr>
-        <w:tc>
-          <w:tcPr>
-            <w:tcW w:type="dxa" w:w="5102"/>
-          </w:tcPr>
-          <w:p>
-            <w:r/>
-            <w:r>
-              <w:rPr>
-                <w:b/>
-                <w:sz w:val="18"/>
-              </w:rPr>
-              <w:t>Atributo (código PNS)</w:t>
-            </w:r>
-          </w:p>
-        </w:tc>
-        <w:tc>
-          <w:tcPr>
-            <w:tcW w:type="dxa" w:w="2268"/>
-          </w:tcPr>
-          <w:p>
-            <w:r/>
-            <w:r>
-              <w:rPr>
-                <w:b/>
-                <w:sz w:val="18"/>
-              </w:rPr>
-              <w:t>SU · D1</w:t>
-            </w:r>
-          </w:p>
-        </w:tc>
-        <w:tc>
-          <w:tcPr>
-            <w:tcW w:type="dxa" w:w="2268"/>
-          </w:tcPr>
-          <w:p>
-            <w:r/>
-            <w:r>
-              <w:rPr>
-                <w:b/>
-                <w:sz w:val="18"/>
-              </w:rPr>
-              <w:t>SU · D2</w:t>
-            </w:r>
-          </w:p>
-        </w:tc>
-      </w:tr>
-      <w:tr>
-        <w:tc>
-          <w:tcPr>
-            <w:tcW w:type="dxa" w:w="5102"/>
-          </w:tcPr>
-          <w:p>
-            <w:r/>
-            <w:r>
-              <w:rPr>
-                <w:sz w:val="18"/>
-              </w:rPr>
-              <w:t>Sexo — mulher (C006)</w:t>
-            </w:r>
-          </w:p>
-        </w:tc>
-        <w:tc>
-          <w:tcPr>
-            <w:tcW w:type="dxa" w:w="2268"/>
-          </w:tcPr>
-          <w:p>
-            <w:r/>
-            <w:r>
-              <w:rPr>
-                <w:sz w:val="18"/>
-              </w:rPr>
-              <w:t>0,031</w:t>
-            </w:r>
-          </w:p>
-        </w:tc>
-        <w:tc>
-          <w:tcPr>
-            <w:tcW w:type="dxa" w:w="2268"/>
-          </w:tcPr>
-          <w:p>
-            <w:r/>
-            <w:r>
-              <w:rPr>
-                <w:sz w:val="18"/>
-              </w:rPr>
-              <w:t>0,101</w:t>
-            </w:r>
-          </w:p>
-        </w:tc>
-      </w:tr>
-      <w:tr>
-        <w:tc>
-          <w:tcPr>
-            <w:tcW w:type="dxa" w:w="5102"/>
-          </w:tcPr>
-          <w:p>
-            <w:r/>
-            <w:r>
-              <w:rPr>
-                <w:sz w:val="18"/>
-              </w:rPr>
-              <w:t>Problema crônico de coluna (Q084)</w:t>
-            </w:r>
-          </w:p>
-        </w:tc>
-        <w:tc>
-          <w:tcPr>
-            <w:tcW w:type="dxa" w:w="2268"/>
-          </w:tcPr>
-          <w:p>
-            <w:r/>
-            <w:r>
-              <w:rPr>
-                <w:sz w:val="18"/>
-              </w:rPr>
-              <w:t>0,033</w:t>
-            </w:r>
-          </w:p>
-        </w:tc>
-        <w:tc>
-          <w:tcPr>
-            <w:tcW w:type="dxa" w:w="2268"/>
-          </w:tcPr>
-          <w:p>
-            <w:r/>
-            <w:r>
-              <w:rPr>
-                <w:sz w:val="18"/>
-              </w:rPr>
-              <w:t>0,098</w:t>
-            </w:r>
-          </w:p>
-        </w:tc>
-      </w:tr>
-      <w:tr>
-        <w:tc>
-          <w:tcPr>
-            <w:tcW w:type="dxa" w:w="5102"/>
-          </w:tcPr>
-          <w:p>
-            <w:r/>
-            <w:r>
-              <w:rPr>
-                <w:sz w:val="18"/>
-              </w:rPr>
-              <w:t>Nº de consultas em 12 m (J012)</w:t>
-            </w:r>
-          </w:p>
-        </w:tc>
-        <w:tc>
-          <w:tcPr>
-            <w:tcW w:type="dxa" w:w="2268"/>
-          </w:tcPr>
-          <w:p>
-            <w:r/>
-            <w:r>
-              <w:rPr>
-                <w:sz w:val="18"/>
-              </w:rPr>
-              <w:t>0,020</w:t>
-            </w:r>
-          </w:p>
-        </w:tc>
-        <w:tc>
-          <w:tcPr>
-            <w:tcW w:type="dxa" w:w="2268"/>
-          </w:tcPr>
-          <w:p>
-            <w:r/>
-            <w:r>
-              <w:rPr>
-                <w:sz w:val="18"/>
-              </w:rPr>
-              <w:t>0,098</w:t>
-            </w:r>
-          </w:p>
-        </w:tc>
-      </w:tr>
-      <w:tr>
-        <w:tc>
-          <w:tcPr>
-            <w:tcW w:type="dxa" w:w="5102"/>
-          </w:tcPr>
-          <w:p>
-            <w:r/>
-            <w:r>
-              <w:rPr>
-                <w:sz w:val="18"/>
-              </w:rPr>
-              <w:t>Autopercepção de saúde (N001)</w:t>
-            </w:r>
-          </w:p>
-        </w:tc>
-        <w:tc>
-          <w:tcPr>
-            <w:tcW w:type="dxa" w:w="2268"/>
-          </w:tcPr>
-          <w:p>
-            <w:r/>
-            <w:r>
-              <w:rPr>
-                <w:sz w:val="18"/>
-              </w:rPr>
-              <w:t>0,023</w:t>
-            </w:r>
-          </w:p>
-        </w:tc>
-        <w:tc>
-          <w:tcPr>
-            <w:tcW w:type="dxa" w:w="2268"/>
-          </w:tcPr>
-          <w:p>
-            <w:r/>
-            <w:r>
-              <w:rPr>
-                <w:sz w:val="18"/>
-              </w:rPr>
-              <w:t>0,091</w:t>
-            </w:r>
-          </w:p>
-        </w:tc>
-      </w:tr>
-      <w:tr>
-        <w:tc>
-          <w:tcPr>
-            <w:tcW w:type="dxa" w:w="5102"/>
-          </w:tcPr>
-          <w:p>
-            <w:r/>
-            <w:r>
-              <w:rPr>
-                <w:sz w:val="18"/>
-              </w:rPr>
-              <w:t>Cansaço / falta de energia (N011)</w:t>
-            </w:r>
-          </w:p>
-        </w:tc>
-        <w:tc>
-          <w:tcPr>
-            <w:tcW w:type="dxa" w:w="2268"/>
-          </w:tcPr>
-          <w:p>
-            <w:r/>
-            <w:r>
-              <w:rPr>
-                <w:sz w:val="18"/>
-              </w:rPr>
-              <w:t>0,029</w:t>
-            </w:r>
-          </w:p>
-        </w:tc>
-        <w:tc>
-          <w:tcPr>
-            <w:tcW w:type="dxa" w:w="2268"/>
-          </w:tcPr>
-          <w:p>
-            <w:r/>
-            <w:r>
-              <w:rPr>
-                <w:sz w:val="18"/>
-              </w:rPr>
-              <w:t>0,081</w:t>
-            </w:r>
-          </w:p>
-        </w:tc>
-      </w:tr>
-      <w:tr>
-        <w:tc>
-          <w:tcPr>
-            <w:tcW w:type="dxa" w:w="5102"/>
-          </w:tcPr>
-          <w:p>
-            <w:r/>
-            <w:r>
-              <w:rPr>
-                <w:sz w:val="18"/>
-              </w:rPr>
-              <w:t>Problemas de sono (N010)</w:t>
-            </w:r>
-          </w:p>
-        </w:tc>
-        <w:tc>
-          <w:tcPr>
-            <w:tcW w:type="dxa" w:w="2268"/>
-          </w:tcPr>
-          <w:p>
-            <w:r/>
-            <w:r>
-              <w:rPr>
-                <w:sz w:val="18"/>
-              </w:rPr>
-              <w:t>0,032</w:t>
-            </w:r>
-          </w:p>
-        </w:tc>
-        <w:tc>
-          <w:tcPr>
-            <w:tcW w:type="dxa" w:w="2268"/>
-          </w:tcPr>
-          <w:p>
-            <w:r/>
-            <w:r>
-              <w:rPr>
-                <w:sz w:val="18"/>
-              </w:rPr>
-              <w:t>0,074</w:t>
-            </w:r>
-          </w:p>
-        </w:tc>
-      </w:tr>
-    </w:tbl>
-    <w:p>
-      <w:r>
-        <w:rPr>
-          <w:i/>
-          <w:sz w:val="18"/>
-        </w:rPr>
-        <w:t>Tabela 3.7 — Atributos com maior incerteza simétrica (SU) nos dois desenhos (treino balanceado).</w:t>
-      </w:r>
-    </w:p>
-    <w:p>
-      <w:r>
-        <w:rPr>
-          <w:i/>
-        </w:rPr>
-        <w:t>Esta seleção reproduz o material da apresentação do Notebook 06; a nova rodada com o eixo nutricional (índice inflamatório adaptado e padrões alimentares por agrupamento) ainda está em andamento.</w:t>
-      </w:r>
-    </w:p>
-    <w:p>
-      <w:pPr>
-        <w:pBdr>
-          <w:bottom w:val="single" w:sz="2" w:space="0" w:color="E8E8E8"/>
-        </w:pBdr>
-        <w:spacing w:before="200" w:after="100"/>
-        <w:rPr>
-          <w:rFonts w:ascii="Times New Roman" w:hAnsi="Times New Roman" w:cs="Times New Roman"/>
-        </w:rPr>
-      </w:pPr>
+        <w:t>3.</w:t>
+      </w:r>
       <w:r>
         <w:rPr>
           <w:rFonts w:ascii="Times New Roman" w:hAnsi="Times New Roman" w:cs="Times New Roman"/>
@@ -7480,26 +7212,8 @@
           <w:sz w:val="24"/>
           <w:szCs w:val="24"/>
         </w:rPr>
-        <w:t>3.9 Etapa 8 — Balanceamento do Conjunto de Dados</w:t>
-      </w:r>
-    </w:p>
-    <w:p>
-      <w:pPr>
-        <w:rPr>
-          <w:rFonts w:ascii="Times New Roman" w:hAnsi="Times New Roman" w:cs="Times New Roman"/>
-        </w:rPr>
-      </w:pPr>
-    </w:p>
-    <w:p>
-      <w:pPr>
-        <w:pBdr>
-          <w:bottom w:val="single" w:sz="2" w:space="0" w:color="E8E8E8"/>
-        </w:pBdr>
-        <w:spacing w:before="200" w:after="100"/>
-        <w:rPr>
-          <w:rFonts w:ascii="Times New Roman" w:hAnsi="Times New Roman" w:cs="Times New Roman"/>
-        </w:rPr>
-      </w:pPr>
+        <w:t>9</w:t>
+      </w:r>
       <w:r>
         <w:rPr>
           <w:rFonts w:ascii="Times New Roman" w:hAnsi="Times New Roman" w:cs="Times New Roman"/>
@@ -7509,26 +7223,8 @@
           <w:sz w:val="24"/>
           <w:szCs w:val="24"/>
         </w:rPr>
-        <w:t>3.10 Etapa 9 — Modelos de Aprendizado e Parametrização</w:t>
-      </w:r>
-    </w:p>
-    <w:p>
-      <w:pPr>
-        <w:rPr>
-          <w:rFonts w:ascii="Times New Roman" w:hAnsi="Times New Roman" w:cs="Times New Roman"/>
-        </w:rPr>
-      </w:pPr>
-    </w:p>
-    <w:p>
-      <w:pPr>
-        <w:pBdr>
-          <w:bottom w:val="single" w:sz="2" w:space="0" w:color="E8E8E8"/>
-        </w:pBdr>
-        <w:spacing w:before="200" w:after="100"/>
-        <w:rPr>
-          <w:rFonts w:ascii="Times New Roman" w:hAnsi="Times New Roman" w:cs="Times New Roman"/>
-        </w:rPr>
-      </w:pPr>
+        <w:t xml:space="preserve"> Etapa </w:t>
+      </w:r>
       <w:r>
         <w:rPr>
           <w:rFonts w:ascii="Times New Roman" w:hAnsi="Times New Roman" w:cs="Times New Roman"/>
@@ -7538,6 +7234,748 @@
           <w:sz w:val="24"/>
           <w:szCs w:val="24"/>
         </w:rPr>
+        <w:t>8</w:t>
+      </w:r>
+      <w:r>
+        <w:rPr>
+          <w:rFonts w:ascii="Times New Roman" w:hAnsi="Times New Roman" w:cs="Times New Roman"/>
+          <w:b/>
+          <w:bCs/>
+          <w:color w:val="6B6B6B"/>
+          <w:sz w:val="24"/>
+          <w:szCs w:val="24"/>
+        </w:rPr>
+        <w:t xml:space="preserve"> — Seleção de Atributos</w:t>
+      </w:r>
+    </w:p>
+    <w:p>
+      <w:pPr>
+        <w:rPr>
+          <w:rFonts w:ascii="Times New Roman" w:hAnsi="Times New Roman" w:cs="Times New Roman"/>
+        </w:rPr>
+      </w:pPr>
+    </w:p>
+    <w:p>
+      <w:pPr>
+        <w:ind w:firstLine="708"/>
+        <w:rPr>
+          <w:rFonts w:ascii="Times New Roman" w:hAnsi="Times New Roman" w:cs="Times New Roman"/>
+        </w:rPr>
+      </w:pPr>
+      <w:r>
+        <w:rPr>
+          <w:rFonts w:ascii="Times New Roman" w:hAnsi="Times New Roman" w:cs="Times New Roman"/>
+        </w:rPr>
+        <w:t>A seleção de atributos cumpre dois papéis no nosso pipeline. O primeiro é exploratório: usamos entropia e correlação apenas para sinalizar atributos problemáticos. Entropia muito baixa indica uma variável quase constante, candidata a remoção; correlação muito alta com o alvo acende um alerta de variável-consequência, no sentido da discussão de “consequência × causalidade” vista em aula. Vale reforçar que essas medidas só sinalizam — elas nunca definem os cortes da discretização, que segue não-supervisionada.</w:t>
+      </w:r>
+    </w:p>
+    <w:p>
+      <w:pPr>
+        <w:ind w:firstLine="708"/>
+        <w:jc w:val="both"/>
+        <w:rPr>
+          <w:rFonts w:ascii="Times New Roman" w:hAnsi="Times New Roman" w:cs="Times New Roman"/>
+        </w:rPr>
+      </w:pPr>
+      <w:r>
+        <w:rPr>
+          <w:rFonts w:ascii="Times New Roman" w:hAnsi="Times New Roman" w:cs="Times New Roman"/>
+        </w:rPr>
+        <w:t xml:space="preserve">O segundo papel foi corrigir um vazamento de dados (data leakage) no Desenho 2. Como o grupo de controle “saudável” é definido justamente pela ausência de qualquer doença crônica, todas as comorbidades </w:t>
+      </w:r>
+      <w:r>
+        <w:rPr>
+          <w:rFonts w:ascii="Times New Roman" w:hAnsi="Times New Roman" w:cs="Times New Roman"/>
+        </w:rPr>
+        <w:lastRenderedPageBreak/>
+        <w:t>Q* valem “Não” nos controles por construção. O efeito é direto: a hipertensão (Q00201), por exemplo, chega a uma correlação de 0,70 com o alvo no Desenho 2, contra 0,14 no Desenho 1 — ela separaria as classes de forma circular, prevendo artrite quase sem erro só porque o controle nunca tem comorbidade. Para resolver isso sem mexer nas coortes, passamos a tratar as comorbidades como filtro de seleção da coorte, e não como variáveis do modelo: as treze doenças do filtro foram removidas das features (onze colunas efetivamente presentes no Desenho 2), permanecendo apenas na caracterização descritiva da amostra. O mesmo cuidado se estende aos exames condicionais a essas comorbidades — hemoglobina glicada (Q04708/Q047081) e colesterol/triglicerídeos (Q04711/Q047111/Q05901) —, perguntados somente a quem já tem a doença e, portanto, quase ausentes entre os controles: eles são descartados pelo corte de 75% de dados ausentes e, por segurança, também integram a lista de remoção do anti-leakage, de modo que nunca alcançam o modelo. A variável Q084 (problema crônico de coluna), que não faz parte do filtro e varia nos controles, foi mantida como preditora legítima. Assim o modelo nunca enxerga as comorbidades, e os dois desenhos passam a diferir apenas na coorte de casos.</w:t>
+      </w:r>
+    </w:p>
+    <w:p>
+      <w:pPr>
+        <w:ind w:firstLine="708"/>
+        <w:jc w:val="both"/>
+        <w:rPr>
+          <w:rFonts w:ascii="Times New Roman" w:hAnsi="Times New Roman" w:cs="Times New Roman"/>
+        </w:rPr>
+      </w:pPr>
+    </w:p>
+    <w:p>
+      <w:pPr>
+        <w:pBdr>
+          <w:bottom w:val="single" w:sz="2" w:space="0" w:color="E8E8E8"/>
+        </w:pBdr>
+        <w:spacing w:before="200" w:after="100"/>
+        <w:rPr>
+          <w:rFonts w:ascii="Times New Roman" w:hAnsi="Times New Roman" w:cs="Times New Roman"/>
+        </w:rPr>
+      </w:pPr>
+      <w:r>
+        <w:rPr>
+          <w:rFonts w:ascii="Times New Roman" w:hAnsi="Times New Roman" w:cs="Times New Roman"/>
+          <w:b/>
+          <w:bCs/>
+          <w:color w:val="6B6B6B"/>
+          <w:sz w:val="24"/>
+          <w:szCs w:val="24"/>
+        </w:rPr>
+        <w:t>3.</w:t>
+      </w:r>
+      <w:r>
+        <w:rPr>
+          <w:rFonts w:ascii="Times New Roman" w:hAnsi="Times New Roman" w:cs="Times New Roman"/>
+          <w:b/>
+          <w:bCs/>
+          <w:color w:val="6B6B6B"/>
+          <w:sz w:val="24"/>
+          <w:szCs w:val="24"/>
+        </w:rPr>
+        <w:t>10</w:t>
+      </w:r>
+      <w:r>
+        <w:rPr>
+          <w:rFonts w:ascii="Times New Roman" w:hAnsi="Times New Roman" w:cs="Times New Roman"/>
+          <w:b/>
+          <w:bCs/>
+          <w:color w:val="6B6B6B"/>
+          <w:sz w:val="24"/>
+          <w:szCs w:val="24"/>
+        </w:rPr>
+        <w:t xml:space="preserve"> Etapa </w:t>
+      </w:r>
+      <w:r>
+        <w:rPr>
+          <w:rFonts w:ascii="Times New Roman" w:hAnsi="Times New Roman" w:cs="Times New Roman"/>
+          <w:b/>
+          <w:bCs/>
+          <w:color w:val="6B6B6B"/>
+          <w:sz w:val="24"/>
+          <w:szCs w:val="24"/>
+        </w:rPr>
+        <w:t>9</w:t>
+      </w:r>
+      <w:r>
+        <w:rPr>
+          <w:rFonts w:ascii="Times New Roman" w:hAnsi="Times New Roman" w:cs="Times New Roman"/>
+          <w:b/>
+          <w:bCs/>
+          <w:color w:val="6B6B6B"/>
+          <w:sz w:val="24"/>
+          <w:szCs w:val="24"/>
+        </w:rPr>
+        <w:t xml:space="preserve"> — Seleção por entropia </w:t>
+      </w:r>
+    </w:p>
+    <w:p>
+      <w:pPr>
+        <w:ind w:firstLine="708"/>
+        <w:jc w:val="both"/>
+        <w:rPr>
+          <w:rFonts w:ascii="Times New Roman" w:hAnsi="Times New Roman" w:cs="Times New Roman"/>
+        </w:rPr>
+      </w:pPr>
+    </w:p>
+    <w:p>
+      <w:pPr>
+        <w:spacing w:after="120"/>
+        <w:ind w:firstLine="708"/>
+        <w:rPr>
+          <w:rFonts w:ascii="Times New Roman" w:hAnsi="Times New Roman" w:cs="Times New Roman"/>
+        </w:rPr>
+      </w:pPr>
+      <w:r>
+        <w:rPr>
+          <w:rFonts w:ascii="Times New Roman" w:hAnsi="Times New Roman" w:cs="Times New Roman"/>
+        </w:rPr>
+        <w:t>Sobre os dados já discretizados, medimos quanto cada atributo reduz a incerteza da classe antes da modelagem, seguindo os usos de entropia dos slides do orientador. Adotamos o ganho de informação em relação à classe, como no estudo de artrite e depressão, e calculamos por atributo o ganho de informação, a razão de ganho e a incerteza simétrica (SU = 2·IG / (H(C)+H(A))). A SU é a métrica principal porque normaliza atributos com número de níveis diferente, que aqui vão de 2 a 22.</w:t>
+      </w:r>
+    </w:p>
+    <w:p>
+      <w:pPr>
+        <w:spacing w:after="120"/>
+        <w:ind w:firstLine="708"/>
+        <w:rPr>
+          <w:rFonts w:ascii="Times New Roman" w:hAnsi="Times New Roman" w:cs="Times New Roman"/>
+        </w:rPr>
+      </w:pPr>
+      <w:r>
+        <w:rPr>
+          <w:rFonts w:ascii="Times New Roman" w:hAnsi="Times New Roman" w:cs="Times New Roman"/>
+        </w:rPr>
+        <w:t>Medimos sobre o treino balanceado por subamostragem, porque no Desenho 1 o desbalanceamento de 8,77:1 derruba a entropia da classe (de 1,0 para 0,476) e tornaria as comparações injustas. O corte foi conservador: removemos apenas atributos com SU abaixo de 0,001, que na prática são indicadores binários sem informação de classe. Cortes maiores eliminariam variáveis importantes como IMC, atividade física, padrão alimentar, escolaridade e renda, o que seria indefensável. A permutação entra só como p-valor descritivo, mostrando que o sinal é fraco, e toda a seleção é ajustada apenas no treino, com o teste à parte.</w:t>
+      </w:r>
+    </w:p>
+    <w:p>
+      <w:pPr>
+        <w:spacing w:after="120"/>
+        <w:ind w:firstLine="708"/>
+        <w:rPr>
+          <w:rFonts w:ascii="Times New Roman" w:hAnsi="Times New Roman" w:cs="Times New Roman"/>
+        </w:rPr>
+      </w:pPr>
+      <w:r>
+        <w:rPr>
+          <w:rFonts w:ascii="Times New Roman" w:hAnsi="Times New Roman" w:cs="Times New Roman"/>
+        </w:rPr>
+        <w:t>O resultado foi um conjunto enxuto: o Desenho 1 manteve 39 de 57 atributos e o Desenho 2, 42 de 55, preservando todas as dimensões do modelo conceitual. No topo do ranking aparecem sexo, problema crônico de coluna, número de consultas, autopercepção de saúde, cansaço e sono (Tabela 3.7). Mesmo com as comorbidades excluídas como filtro, o topo coincide, de forma independente do modelo, com fatores destacados por Cancella e Zárate (2025): sexo e autopercepção de saúde.</w:t>
+      </w:r>
+    </w:p>
+    <w:tbl>
+      <w:tblPr>
+        <w:tblStyle w:val="Tabelacomgrade"/>
+        <w:tblW w:w="0" w:type="auto"/>
+        <w:tblLook w:val="04A0" w:firstRow="1" w:lastRow="0" w:firstColumn="1" w:lastColumn="0" w:noHBand="0" w:noVBand="1"/>
+      </w:tblPr>
+      <w:tblGrid>
+        <w:gridCol w:w="5026"/>
+        <w:gridCol w:w="2235"/>
+        <w:gridCol w:w="2235"/>
+      </w:tblGrid>
+      <w:tr>
+        <w:tc>
+          <w:tcPr>
+            <w:tcW w:w="5026" w:type="dxa"/>
+          </w:tcPr>
+          <w:p>
+            <w:pPr>
+              <w:rPr>
+                <w:rFonts w:ascii="Times New Roman" w:hAnsi="Times New Roman" w:cs="Times New Roman"/>
+              </w:rPr>
+            </w:pPr>
+            <w:r>
+              <w:rPr>
+                <w:rFonts w:ascii="Times New Roman" w:hAnsi="Times New Roman" w:cs="Times New Roman"/>
+                <w:b/>
+                <w:sz w:val="18"/>
+              </w:rPr>
+              <w:t>Atributo (código PNS)</w:t>
+            </w:r>
+          </w:p>
+        </w:tc>
+        <w:tc>
+          <w:tcPr>
+            <w:tcW w:w="2235" w:type="dxa"/>
+          </w:tcPr>
+          <w:p>
+            <w:pPr>
+              <w:rPr>
+                <w:rFonts w:ascii="Times New Roman" w:hAnsi="Times New Roman" w:cs="Times New Roman"/>
+              </w:rPr>
+            </w:pPr>
+            <w:r>
+              <w:rPr>
+                <w:rFonts w:ascii="Times New Roman" w:hAnsi="Times New Roman" w:cs="Times New Roman"/>
+                <w:b/>
+                <w:sz w:val="18"/>
+              </w:rPr>
+              <w:t>SU · D1</w:t>
+            </w:r>
+          </w:p>
+        </w:tc>
+        <w:tc>
+          <w:tcPr>
+            <w:tcW w:w="2235" w:type="dxa"/>
+          </w:tcPr>
+          <w:p>
+            <w:pPr>
+              <w:rPr>
+                <w:rFonts w:ascii="Times New Roman" w:hAnsi="Times New Roman" w:cs="Times New Roman"/>
+              </w:rPr>
+            </w:pPr>
+            <w:r>
+              <w:rPr>
+                <w:rFonts w:ascii="Times New Roman" w:hAnsi="Times New Roman" w:cs="Times New Roman"/>
+                <w:b/>
+                <w:sz w:val="18"/>
+              </w:rPr>
+              <w:t>SU · D2</w:t>
+            </w:r>
+          </w:p>
+        </w:tc>
+      </w:tr>
+      <w:tr>
+        <w:tc>
+          <w:tcPr>
+            <w:tcW w:w="5026" w:type="dxa"/>
+          </w:tcPr>
+          <w:p>
+            <w:pPr>
+              <w:rPr>
+                <w:rFonts w:ascii="Times New Roman" w:hAnsi="Times New Roman" w:cs="Times New Roman"/>
+              </w:rPr>
+            </w:pPr>
+            <w:r>
+              <w:rPr>
+                <w:rFonts w:ascii="Times New Roman" w:hAnsi="Times New Roman" w:cs="Times New Roman"/>
+                <w:sz w:val="18"/>
+              </w:rPr>
+              <w:t>Sexo — mulher (C006)</w:t>
+            </w:r>
+          </w:p>
+        </w:tc>
+        <w:tc>
+          <w:tcPr>
+            <w:tcW w:w="2235" w:type="dxa"/>
+          </w:tcPr>
+          <w:p>
+            <w:pPr>
+              <w:rPr>
+                <w:rFonts w:ascii="Times New Roman" w:hAnsi="Times New Roman" w:cs="Times New Roman"/>
+              </w:rPr>
+            </w:pPr>
+            <w:r>
+              <w:rPr>
+                <w:rFonts w:ascii="Times New Roman" w:hAnsi="Times New Roman" w:cs="Times New Roman"/>
+                <w:sz w:val="18"/>
+              </w:rPr>
+              <w:t>0,031</w:t>
+            </w:r>
+          </w:p>
+        </w:tc>
+        <w:tc>
+          <w:tcPr>
+            <w:tcW w:w="2235" w:type="dxa"/>
+          </w:tcPr>
+          <w:p>
+            <w:pPr>
+              <w:rPr>
+                <w:rFonts w:ascii="Times New Roman" w:hAnsi="Times New Roman" w:cs="Times New Roman"/>
+              </w:rPr>
+            </w:pPr>
+            <w:r>
+              <w:rPr>
+                <w:rFonts w:ascii="Times New Roman" w:hAnsi="Times New Roman" w:cs="Times New Roman"/>
+                <w:sz w:val="18"/>
+              </w:rPr>
+              <w:t>0,101</w:t>
+            </w:r>
+          </w:p>
+        </w:tc>
+      </w:tr>
+      <w:tr>
+        <w:tc>
+          <w:tcPr>
+            <w:tcW w:w="5026" w:type="dxa"/>
+          </w:tcPr>
+          <w:p>
+            <w:pPr>
+              <w:rPr>
+                <w:rFonts w:ascii="Times New Roman" w:hAnsi="Times New Roman" w:cs="Times New Roman"/>
+              </w:rPr>
+            </w:pPr>
+            <w:r>
+              <w:rPr>
+                <w:rFonts w:ascii="Times New Roman" w:hAnsi="Times New Roman" w:cs="Times New Roman"/>
+                <w:sz w:val="18"/>
+              </w:rPr>
+              <w:t>Problema crônico de coluna (Q084)</w:t>
+            </w:r>
+          </w:p>
+        </w:tc>
+        <w:tc>
+          <w:tcPr>
+            <w:tcW w:w="2235" w:type="dxa"/>
+          </w:tcPr>
+          <w:p>
+            <w:pPr>
+              <w:rPr>
+                <w:rFonts w:ascii="Times New Roman" w:hAnsi="Times New Roman" w:cs="Times New Roman"/>
+              </w:rPr>
+            </w:pPr>
+            <w:r>
+              <w:rPr>
+                <w:rFonts w:ascii="Times New Roman" w:hAnsi="Times New Roman" w:cs="Times New Roman"/>
+                <w:sz w:val="18"/>
+              </w:rPr>
+              <w:t>0,033</w:t>
+            </w:r>
+          </w:p>
+        </w:tc>
+        <w:tc>
+          <w:tcPr>
+            <w:tcW w:w="2235" w:type="dxa"/>
+          </w:tcPr>
+          <w:p>
+            <w:pPr>
+              <w:rPr>
+                <w:rFonts w:ascii="Times New Roman" w:hAnsi="Times New Roman" w:cs="Times New Roman"/>
+              </w:rPr>
+            </w:pPr>
+            <w:r>
+              <w:rPr>
+                <w:rFonts w:ascii="Times New Roman" w:hAnsi="Times New Roman" w:cs="Times New Roman"/>
+                <w:sz w:val="18"/>
+              </w:rPr>
+              <w:t>0,098</w:t>
+            </w:r>
+          </w:p>
+        </w:tc>
+      </w:tr>
+      <w:tr>
+        <w:tc>
+          <w:tcPr>
+            <w:tcW w:w="5026" w:type="dxa"/>
+          </w:tcPr>
+          <w:p>
+            <w:pPr>
+              <w:rPr>
+                <w:rFonts w:ascii="Times New Roman" w:hAnsi="Times New Roman" w:cs="Times New Roman"/>
+              </w:rPr>
+            </w:pPr>
+            <w:r>
+              <w:rPr>
+                <w:rFonts w:ascii="Times New Roman" w:hAnsi="Times New Roman" w:cs="Times New Roman"/>
+                <w:sz w:val="18"/>
+              </w:rPr>
+              <w:t>Nº de consultas em 12 m (J012)</w:t>
+            </w:r>
+          </w:p>
+        </w:tc>
+        <w:tc>
+          <w:tcPr>
+            <w:tcW w:w="2235" w:type="dxa"/>
+          </w:tcPr>
+          <w:p>
+            <w:pPr>
+              <w:rPr>
+                <w:rFonts w:ascii="Times New Roman" w:hAnsi="Times New Roman" w:cs="Times New Roman"/>
+              </w:rPr>
+            </w:pPr>
+            <w:r>
+              <w:rPr>
+                <w:rFonts w:ascii="Times New Roman" w:hAnsi="Times New Roman" w:cs="Times New Roman"/>
+                <w:sz w:val="18"/>
+              </w:rPr>
+              <w:t>0,020</w:t>
+            </w:r>
+          </w:p>
+        </w:tc>
+        <w:tc>
+          <w:tcPr>
+            <w:tcW w:w="2235" w:type="dxa"/>
+          </w:tcPr>
+          <w:p>
+            <w:pPr>
+              <w:rPr>
+                <w:rFonts w:ascii="Times New Roman" w:hAnsi="Times New Roman" w:cs="Times New Roman"/>
+              </w:rPr>
+            </w:pPr>
+            <w:r>
+              <w:rPr>
+                <w:rFonts w:ascii="Times New Roman" w:hAnsi="Times New Roman" w:cs="Times New Roman"/>
+                <w:sz w:val="18"/>
+              </w:rPr>
+              <w:t>0,098</w:t>
+            </w:r>
+          </w:p>
+        </w:tc>
+      </w:tr>
+      <w:tr>
+        <w:tc>
+          <w:tcPr>
+            <w:tcW w:w="5026" w:type="dxa"/>
+          </w:tcPr>
+          <w:p>
+            <w:pPr>
+              <w:rPr>
+                <w:rFonts w:ascii="Times New Roman" w:hAnsi="Times New Roman" w:cs="Times New Roman"/>
+              </w:rPr>
+            </w:pPr>
+            <w:r>
+              <w:rPr>
+                <w:rFonts w:ascii="Times New Roman" w:hAnsi="Times New Roman" w:cs="Times New Roman"/>
+                <w:sz w:val="18"/>
+              </w:rPr>
+              <w:t>Autopercepção de saúde (N001)</w:t>
+            </w:r>
+          </w:p>
+        </w:tc>
+        <w:tc>
+          <w:tcPr>
+            <w:tcW w:w="2235" w:type="dxa"/>
+          </w:tcPr>
+          <w:p>
+            <w:pPr>
+              <w:rPr>
+                <w:rFonts w:ascii="Times New Roman" w:hAnsi="Times New Roman" w:cs="Times New Roman"/>
+              </w:rPr>
+            </w:pPr>
+            <w:r>
+              <w:rPr>
+                <w:rFonts w:ascii="Times New Roman" w:hAnsi="Times New Roman" w:cs="Times New Roman"/>
+                <w:sz w:val="18"/>
+              </w:rPr>
+              <w:t>0,023</w:t>
+            </w:r>
+          </w:p>
+        </w:tc>
+        <w:tc>
+          <w:tcPr>
+            <w:tcW w:w="2235" w:type="dxa"/>
+          </w:tcPr>
+          <w:p>
+            <w:pPr>
+              <w:rPr>
+                <w:rFonts w:ascii="Times New Roman" w:hAnsi="Times New Roman" w:cs="Times New Roman"/>
+              </w:rPr>
+            </w:pPr>
+            <w:r>
+              <w:rPr>
+                <w:rFonts w:ascii="Times New Roman" w:hAnsi="Times New Roman" w:cs="Times New Roman"/>
+                <w:sz w:val="18"/>
+              </w:rPr>
+              <w:t>0,091</w:t>
+            </w:r>
+          </w:p>
+        </w:tc>
+      </w:tr>
+      <w:tr>
+        <w:tc>
+          <w:tcPr>
+            <w:tcW w:w="5026" w:type="dxa"/>
+          </w:tcPr>
+          <w:p>
+            <w:pPr>
+              <w:rPr>
+                <w:rFonts w:ascii="Times New Roman" w:hAnsi="Times New Roman" w:cs="Times New Roman"/>
+              </w:rPr>
+            </w:pPr>
+            <w:r>
+              <w:rPr>
+                <w:rFonts w:ascii="Times New Roman" w:hAnsi="Times New Roman" w:cs="Times New Roman"/>
+                <w:sz w:val="18"/>
+              </w:rPr>
+              <w:t>Cansaço / falta de energia (N011)</w:t>
+            </w:r>
+          </w:p>
+        </w:tc>
+        <w:tc>
+          <w:tcPr>
+            <w:tcW w:w="2235" w:type="dxa"/>
+          </w:tcPr>
+          <w:p>
+            <w:pPr>
+              <w:rPr>
+                <w:rFonts w:ascii="Times New Roman" w:hAnsi="Times New Roman" w:cs="Times New Roman"/>
+              </w:rPr>
+            </w:pPr>
+            <w:r>
+              <w:rPr>
+                <w:rFonts w:ascii="Times New Roman" w:hAnsi="Times New Roman" w:cs="Times New Roman"/>
+                <w:sz w:val="18"/>
+              </w:rPr>
+              <w:t>0,029</w:t>
+            </w:r>
+          </w:p>
+        </w:tc>
+        <w:tc>
+          <w:tcPr>
+            <w:tcW w:w="2235" w:type="dxa"/>
+          </w:tcPr>
+          <w:p>
+            <w:pPr>
+              <w:rPr>
+                <w:rFonts w:ascii="Times New Roman" w:hAnsi="Times New Roman" w:cs="Times New Roman"/>
+              </w:rPr>
+            </w:pPr>
+            <w:r>
+              <w:rPr>
+                <w:rFonts w:ascii="Times New Roman" w:hAnsi="Times New Roman" w:cs="Times New Roman"/>
+                <w:sz w:val="18"/>
+              </w:rPr>
+              <w:t>0,081</w:t>
+            </w:r>
+          </w:p>
+        </w:tc>
+      </w:tr>
+      <w:tr>
+        <w:tc>
+          <w:tcPr>
+            <w:tcW w:w="5026" w:type="dxa"/>
+          </w:tcPr>
+          <w:p>
+            <w:pPr>
+              <w:rPr>
+                <w:rFonts w:ascii="Times New Roman" w:hAnsi="Times New Roman" w:cs="Times New Roman"/>
+              </w:rPr>
+            </w:pPr>
+            <w:r>
+              <w:rPr>
+                <w:rFonts w:ascii="Times New Roman" w:hAnsi="Times New Roman" w:cs="Times New Roman"/>
+                <w:sz w:val="18"/>
+              </w:rPr>
+              <w:t>Problemas de sono (N010)</w:t>
+            </w:r>
+          </w:p>
+        </w:tc>
+        <w:tc>
+          <w:tcPr>
+            <w:tcW w:w="2235" w:type="dxa"/>
+          </w:tcPr>
+          <w:p>
+            <w:pPr>
+              <w:rPr>
+                <w:rFonts w:ascii="Times New Roman" w:hAnsi="Times New Roman" w:cs="Times New Roman"/>
+              </w:rPr>
+            </w:pPr>
+            <w:r>
+              <w:rPr>
+                <w:rFonts w:ascii="Times New Roman" w:hAnsi="Times New Roman" w:cs="Times New Roman"/>
+                <w:sz w:val="18"/>
+              </w:rPr>
+              <w:t>0,032</w:t>
+            </w:r>
+          </w:p>
+        </w:tc>
+        <w:tc>
+          <w:tcPr>
+            <w:tcW w:w="2235" w:type="dxa"/>
+          </w:tcPr>
+          <w:p>
+            <w:pPr>
+              <w:rPr>
+                <w:rFonts w:ascii="Times New Roman" w:hAnsi="Times New Roman" w:cs="Times New Roman"/>
+              </w:rPr>
+            </w:pPr>
+            <w:r>
+              <w:rPr>
+                <w:rFonts w:ascii="Times New Roman" w:hAnsi="Times New Roman" w:cs="Times New Roman"/>
+                <w:sz w:val="18"/>
+              </w:rPr>
+              <w:t>0,074</w:t>
+            </w:r>
+          </w:p>
+        </w:tc>
+      </w:tr>
+    </w:tbl>
+    <w:p>
+      <w:pPr>
+        <w:jc w:val="center"/>
+        <w:rPr>
+          <w:rFonts w:ascii="Times New Roman" w:hAnsi="Times New Roman" w:cs="Times New Roman"/>
+        </w:rPr>
+      </w:pPr>
+      <w:r>
+        <w:rPr>
+          <w:rFonts w:ascii="Times New Roman" w:hAnsi="Times New Roman" w:cs="Times New Roman"/>
+          <w:i/>
+          <w:color w:val="595959"/>
+          <w:sz w:val="17"/>
+        </w:rPr>
+        <w:t xml:space="preserve">Tabela 3.7 — Atributos com maior incerteza simétrica (SU) nos dois desenhos (treino balanceado). Esta seleção reproduz o material da apresentação do Notebook 06; a nova rodada com o eixo nutricional (índice inflamatório adaptado e padrões alimentares por agrupamento) ainda está em </w:t>
+      </w:r>
+      <w:proofErr w:type="gramStart"/>
+      <w:r>
+        <w:rPr>
+          <w:rFonts w:ascii="Times New Roman" w:hAnsi="Times New Roman" w:cs="Times New Roman"/>
+          <w:i/>
+          <w:color w:val="595959"/>
+          <w:sz w:val="17"/>
+        </w:rPr>
+        <w:t>andamento..</w:t>
+      </w:r>
+      <w:proofErr w:type="gramEnd"/>
+      <w:r>
+        <w:rPr>
+          <w:rFonts w:ascii="Times New Roman" w:hAnsi="Times New Roman" w:cs="Times New Roman"/>
+          <w:b/>
+          <w:highlight w:val="yellow"/>
+        </w:rPr>
+        <w:t xml:space="preserve">  </w:t>
+      </w:r>
+    </w:p>
+    <w:p>
+      <w:pPr>
+        <w:rPr>
+          <w:rFonts w:ascii="Times New Roman" w:hAnsi="Times New Roman" w:cs="Times New Roman"/>
+        </w:rPr>
+      </w:pPr>
+      <w:r>
+        <w:rPr>
+          <w:rFonts w:ascii="Times New Roman" w:hAnsi="Times New Roman" w:cs="Times New Roman"/>
+          <w:i/>
+          <w:sz w:val="18"/>
+        </w:rPr>
+        <w:br/>
+      </w:r>
+    </w:p>
+    <w:p>
+      <w:pPr>
+        <w:pBdr>
+          <w:bottom w:val="single" w:sz="2" w:space="0" w:color="E8E8E8"/>
+        </w:pBdr>
+        <w:spacing w:before="200" w:after="100"/>
+        <w:rPr>
+          <w:rFonts w:ascii="Times New Roman" w:hAnsi="Times New Roman" w:cs="Times New Roman"/>
+        </w:rPr>
+      </w:pPr>
+      <w:r>
+        <w:rPr>
+          <w:rFonts w:ascii="Times New Roman" w:hAnsi="Times New Roman" w:cs="Times New Roman"/>
+          <w:b/>
+          <w:bCs/>
+          <w:color w:val="6B6B6B"/>
+          <w:sz w:val="24"/>
+          <w:szCs w:val="24"/>
+        </w:rPr>
+        <w:t>3.9 Etapa 8 — Balanceamento do Conjunto de Dados</w:t>
+      </w:r>
+    </w:p>
+    <w:p>
+      <w:pPr>
+        <w:rPr>
+          <w:rFonts w:ascii="Times New Roman" w:hAnsi="Times New Roman" w:cs="Times New Roman"/>
+        </w:rPr>
+      </w:pPr>
+    </w:p>
+    <w:p>
+      <w:pPr>
+        <w:pBdr>
+          <w:bottom w:val="single" w:sz="2" w:space="0" w:color="E8E8E8"/>
+        </w:pBdr>
+        <w:spacing w:before="200" w:after="100"/>
+        <w:rPr>
+          <w:rFonts w:ascii="Times New Roman" w:hAnsi="Times New Roman" w:cs="Times New Roman"/>
+        </w:rPr>
+      </w:pPr>
+      <w:r>
+        <w:rPr>
+          <w:rFonts w:ascii="Times New Roman" w:hAnsi="Times New Roman" w:cs="Times New Roman"/>
+          <w:b/>
+          <w:bCs/>
+          <w:color w:val="6B6B6B"/>
+          <w:sz w:val="24"/>
+          <w:szCs w:val="24"/>
+        </w:rPr>
+        <w:t>3.10 Etapa 9 — Modelos de Aprendizado e Parametrização</w:t>
+      </w:r>
+    </w:p>
+    <w:p>
+      <w:pPr>
+        <w:rPr>
+          <w:rFonts w:ascii="Times New Roman" w:hAnsi="Times New Roman" w:cs="Times New Roman"/>
+        </w:rPr>
+      </w:pPr>
+    </w:p>
+    <w:p>
+      <w:pPr>
+        <w:pBdr>
+          <w:bottom w:val="single" w:sz="2" w:space="0" w:color="E8E8E8"/>
+        </w:pBdr>
+        <w:spacing w:before="200" w:after="100"/>
+        <w:rPr>
+          <w:rFonts w:ascii="Times New Roman" w:hAnsi="Times New Roman" w:cs="Times New Roman"/>
+        </w:rPr>
+      </w:pPr>
+      <w:r>
+        <w:rPr>
+          <w:rFonts w:ascii="Times New Roman" w:hAnsi="Times New Roman" w:cs="Times New Roman"/>
+          <w:b/>
+          <w:bCs/>
+          <w:color w:val="6B6B6B"/>
+          <w:sz w:val="24"/>
+          <w:szCs w:val="24"/>
+        </w:rPr>
         <w:t>3.11 Etapa 10 — Treinamento e Teste</w:t>
       </w:r>
     </w:p>
@@ -7578,6 +8016,7 @@
           <w:sz w:val="24"/>
           <w:szCs w:val="24"/>
         </w:rPr>
+        <w:lastRenderedPageBreak/>
         <w:t>4.1 Caracterização da Amostra</w:t>
       </w:r>
       <w:r>
@@ -9544,7 +9983,6 @@
           <w:rFonts w:ascii="Times New Roman" w:hAnsi="Times New Roman" w:cs="Times New Roman"/>
           <w:noProof/>
         </w:rPr>
-        <w:lastRenderedPageBreak/>
         <w:drawing>
           <wp:inline distT="0" distB="0" distL="0" distR="0" wp14:anchorId="6E943A39" wp14:editId="478A99E9">
             <wp:extent cx="5220000" cy="3164048"/>
@@ -9671,15 +10109,15 @@
         <w:tblLook w:val="04A0" w:firstRow="1" w:lastRow="0" w:firstColumn="1" w:lastColumn="0" w:noHBand="0" w:noVBand="1"/>
       </w:tblPr>
       <w:tblGrid>
-        <w:gridCol w:w="1212"/>
-        <w:gridCol w:w="1040"/>
-        <w:gridCol w:w="1042"/>
-        <w:gridCol w:w="1043"/>
-        <w:gridCol w:w="1034"/>
-        <w:gridCol w:w="1040"/>
-        <w:gridCol w:w="1036"/>
-        <w:gridCol w:w="1027"/>
-        <w:gridCol w:w="1022"/>
+        <w:gridCol w:w="1083"/>
+        <w:gridCol w:w="1045"/>
+        <w:gridCol w:w="1045"/>
+        <w:gridCol w:w="1045"/>
+        <w:gridCol w:w="1045"/>
+        <w:gridCol w:w="1045"/>
+        <w:gridCol w:w="1045"/>
+        <w:gridCol w:w="1045"/>
+        <w:gridCol w:w="1045"/>
       </w:tblGrid>
       <w:tr>
         <w:trPr>
@@ -10595,7 +11033,6 @@
                 <w:sz w:val="15"/>
                 <w:szCs w:val="15"/>
               </w:rPr>
-              <w:lastRenderedPageBreak/>
               <w:t>Feijão (dias/sem.)</w:t>
             </w:r>
           </w:p>
@@ -10801,6 +11238,7 @@
                 <w:szCs w:val="15"/>
                 <w:lang w:val="pt-BR"/>
               </w:rPr>
+              <w:lastRenderedPageBreak/>
               <w:t>Sexo</w:t>
             </w:r>
           </w:p>
@@ -11462,6 +11900,7 @@
       </w:r>
       <w:r>
         <w:rPr>
+          <w:rFonts w:ascii="Times New Roman" w:hAnsi="Times New Roman" w:cs="Times New Roman"/>
           <w:i/>
           <w:sz w:val="18"/>
         </w:rPr>
@@ -11606,7 +12045,6 @@
           <w:rFonts w:ascii="Times New Roman" w:hAnsi="Times New Roman" w:cs="Times New Roman"/>
           <w:noProof/>
         </w:rPr>
-        <w:lastRenderedPageBreak/>
         <w:drawing>
           <wp:inline distT="0" distB="0" distL="0" distR="0" wp14:anchorId="30DD35EF" wp14:editId="316AD15D">
             <wp:extent cx="5220000" cy="1288508"/>
@@ -11695,6 +12133,7 @@
         <w:rPr>
           <w:rFonts w:ascii="Times New Roman" w:hAnsi="Times New Roman" w:cs="Times New Roman"/>
         </w:rPr>
+        <w:lastRenderedPageBreak/>
         <w:t>A Tabela 4.2 reúne todas as variáveis, quantitativas e qualitativas, com o teste estatístico apropriado, a estatística obtida, o p-valor e o intervalo de confiança de 95% da diferença de medianas (nas quantitativas, via bootstrap percentílico com 2.000 réplicas). Das 22 variáveis testadas, sete foram estatisticamente significativas: sexo (***), autoavaliação de saúde (***), IMC (**), consumo de frutas (**), consumo de feijão (**), consumo de refrigerante (*) e posse de plano de saúde médico (*). Chama atenção que nenhum hábito alimentar tipicamente pró-inflamatório (carne vermelha, doces, embutidos) tenha atingido significância — um achado que contraria a hipótese nutricional inicial. A análise de correlação entre as preditoras quantitativas também não encontrou nenhum par com |ρ| &gt; 0,50. A explicação mais provável é o viés de causalidade reversa: quem recebe o diagnóstico tende a modificar a alimentação em busca de melhora clínica.</w:t>
       </w:r>
       <w:r>
@@ -12931,7 +13370,6 @@
           <w:rFonts w:ascii="Times New Roman" w:hAnsi="Times New Roman" w:cs="Times New Roman"/>
           <w:noProof/>
         </w:rPr>
-        <w:lastRenderedPageBreak/>
         <w:drawing>
           <wp:inline distT="0" distB="0" distL="0" distR="0" wp14:anchorId="69EEB7D2" wp14:editId="060EE7BB">
             <wp:extent cx="5220000" cy="1796509"/>
@@ -13013,7 +13451,14 @@
         <w:rPr>
           <w:rFonts w:ascii="Times New Roman" w:hAnsi="Times New Roman" w:cs="Times New Roman"/>
         </w:rPr>
-        <w:t>Uma análise exclusiva do Desenho 2 mostra quantas e quais comorbidades os idosos com artrite costumam apresentar. O retrato é o de um idoso tipicamente multimórbido: entre os 4.025 idosos com artrite, 65,3% também têm hipertensão, 39,8% colesterol alto, 21,9% diabetes e 19,5% depressão. Apenas uma pequena fração tem artrite isolada (os 494 do Desenho 1), de modo que estudar a 'artrite pura' representa um perfil clinicamente atípico — na prática, o idoso brasileiro com artrite carrega, em média, mais de uma comorbidade. A associação artrite–depressão (19,5%) é especialmente relevante por dialogar diretamente com Cancella e Zárate (2025) e Xue et al. (2020).</w:t>
+        <w:t xml:space="preserve">Uma análise exclusiva do Desenho 2 mostra quantas e quais comorbidades os idosos com artrite costumam apresentar. O retrato é o de um idoso tipicamente multimórbido: entre os 4.025 idosos com artrite, 65,3% também têm hipertensão, 39,8% colesterol alto, 21,9% diabetes e 19,5% depressão. Apenas uma pequena fração tem artrite isolada (os 494 do Desenho 1), de modo que estudar a 'artrite pura' representa um </w:t>
+      </w:r>
+      <w:r>
+        <w:rPr>
+          <w:rFonts w:ascii="Times New Roman" w:hAnsi="Times New Roman" w:cs="Times New Roman"/>
+        </w:rPr>
+        <w:lastRenderedPageBreak/>
+        <w:t>perfil clinicamente atípico — na prática, o idoso brasileiro com artrite carrega, em média, mais de uma comorbidade. A associação artrite–depressão (19,5%) é especialmente relevante por dialogar diretamente com Cancella e Zárate (2025) e Xue et al. (2020).</w:t>
       </w:r>
     </w:p>
     <w:p>
@@ -13054,6 +13499,7 @@
     </w:p>
     <w:p>
       <w:pPr>
+        <w:ind w:firstLine="708"/>
         <w:rPr>
           <w:rFonts w:ascii="Times New Roman" w:hAnsi="Times New Roman" w:cs="Times New Roman"/>
         </w:rPr>
@@ -13071,2663 +13517,7 @@
           <w:rFonts w:ascii="Times New Roman" w:hAnsi="Times New Roman" w:cs="Times New Roman"/>
         </w:rPr>
       </w:pPr>
-      <w:r>
-        <w:rPr>
-          <w:rFonts w:ascii="Times New Roman" w:hAnsi="Times New Roman" w:cs="Times New Roman"/>
-        </w:rPr>
-        <w:t>Tabela 4.4 — Análise bivariada completa: artrite com comorbidades vs. saudáveis (notebook 02b).</w:t>
-      </w:r>
-      <w:r>
-        <w:rPr>
-          <w:i/>
-          <w:sz w:val="18"/>
-        </w:rPr>
-        <w:t xml:space="preserve">  (apenas variáveis significativas; tabela completa no material suplementar.)</w:t>
-      </w:r>
-    </w:p>
-    <w:tbl>
-      <w:tblPr>
-        <w:tblStyle w:val="Tabelacomgrade"/>
-        <w:tblW w:w="0" w:type="auto"/>
-        <w:tblLook w:val="04A0" w:firstRow="1" w:lastRow="0" w:firstColumn="1" w:lastColumn="0" w:noHBand="0" w:noVBand="1"/>
-      </w:tblPr>
-      <w:tblGrid>
-        <w:gridCol w:w="1430"/>
-        <w:gridCol w:w="1121"/>
-        <w:gridCol w:w="1172"/>
-        <w:gridCol w:w="1172"/>
-        <w:gridCol w:w="938"/>
-        <w:gridCol w:w="1183"/>
-        <w:gridCol w:w="994"/>
-        <w:gridCol w:w="827"/>
-        <w:gridCol w:w="659"/>
-      </w:tblGrid>
-      <w:tr>
-        <w:tc>
-          <w:tcPr>
-            <w:tcW w:w="1056" w:type="dxa"/>
-          </w:tcPr>
-          <w:p>
-            <w:pPr>
-              <w:rPr>
-                <w:rFonts w:ascii="Times New Roman" w:hAnsi="Times New Roman" w:cs="Times New Roman"/>
-              </w:rPr>
-            </w:pPr>
-            <w:r>
-              <w:rPr>
-                <w:rFonts w:ascii="Times New Roman" w:hAnsi="Times New Roman" w:cs="Times New Roman"/>
-              </w:rPr>
-              <w:t>Variável</w:t>
-            </w:r>
-          </w:p>
-        </w:tc>
-        <w:tc>
-          <w:tcPr>
-            <w:tcW w:w="1056" w:type="dxa"/>
-          </w:tcPr>
-          <w:p>
-            <w:pPr>
-              <w:rPr>
-                <w:rFonts w:ascii="Times New Roman" w:hAnsi="Times New Roman" w:cs="Times New Roman"/>
-              </w:rPr>
-            </w:pPr>
-            <w:r>
-              <w:rPr>
-                <w:rFonts w:ascii="Times New Roman" w:hAnsi="Times New Roman" w:cs="Times New Roman"/>
-              </w:rPr>
-              <w:t>Tipo</w:t>
-            </w:r>
-          </w:p>
-        </w:tc>
-        <w:tc>
-          <w:tcPr>
-            <w:tcW w:w="1056" w:type="dxa"/>
-          </w:tcPr>
-          <w:p>
-            <w:pPr>
-              <w:rPr>
-                <w:rFonts w:ascii="Times New Roman" w:hAnsi="Times New Roman" w:cs="Times New Roman"/>
-              </w:rPr>
-            </w:pPr>
-            <w:r>
-              <w:rPr>
-                <w:rFonts w:ascii="Times New Roman" w:hAnsi="Times New Roman" w:cs="Times New Roman"/>
-              </w:rPr>
-              <w:t>Artrite Med(IQR)</w:t>
-            </w:r>
-          </w:p>
-        </w:tc>
-        <w:tc>
-          <w:tcPr>
-            <w:tcW w:w="1056" w:type="dxa"/>
-          </w:tcPr>
-          <w:p>
-            <w:pPr>
-              <w:rPr>
-                <w:rFonts w:ascii="Times New Roman" w:hAnsi="Times New Roman" w:cs="Times New Roman"/>
-              </w:rPr>
-            </w:pPr>
-            <w:r>
-              <w:rPr>
-                <w:rFonts w:ascii="Times New Roman" w:hAnsi="Times New Roman" w:cs="Times New Roman"/>
-              </w:rPr>
-              <w:t>Saudável Med(IQR)</w:t>
-            </w:r>
-          </w:p>
-        </w:tc>
-        <w:tc>
-          <w:tcPr>
-            <w:tcW w:w="1056" w:type="dxa"/>
-          </w:tcPr>
-          <w:p>
-            <w:pPr>
-              <w:rPr>
-                <w:rFonts w:ascii="Times New Roman" w:hAnsi="Times New Roman" w:cs="Times New Roman"/>
-              </w:rPr>
-            </w:pPr>
-            <w:r>
-              <w:rPr>
-                <w:rFonts w:ascii="Times New Roman" w:hAnsi="Times New Roman" w:cs="Times New Roman"/>
-              </w:rPr>
-              <w:t>Teste</w:t>
-            </w:r>
-          </w:p>
-        </w:tc>
-        <w:tc>
-          <w:tcPr>
-            <w:tcW w:w="1056" w:type="dxa"/>
-          </w:tcPr>
-          <w:p>
-            <w:pPr>
-              <w:rPr>
-                <w:rFonts w:ascii="Times New Roman" w:hAnsi="Times New Roman" w:cs="Times New Roman"/>
-              </w:rPr>
-            </w:pPr>
-            <w:r>
-              <w:rPr>
-                <w:rFonts w:ascii="Times New Roman" w:hAnsi="Times New Roman" w:cs="Times New Roman"/>
-              </w:rPr>
-              <w:t>Estatística</w:t>
-            </w:r>
-          </w:p>
-        </w:tc>
-        <w:tc>
-          <w:tcPr>
-            <w:tcW w:w="1056" w:type="dxa"/>
-          </w:tcPr>
-          <w:p>
-            <w:pPr>
-              <w:rPr>
-                <w:rFonts w:ascii="Times New Roman" w:hAnsi="Times New Roman" w:cs="Times New Roman"/>
-              </w:rPr>
-            </w:pPr>
-            <w:r>
-              <w:rPr>
-                <w:rFonts w:ascii="Times New Roman" w:hAnsi="Times New Roman" w:cs="Times New Roman"/>
-              </w:rPr>
-              <w:t>p-valor</w:t>
-            </w:r>
-          </w:p>
-        </w:tc>
-        <w:tc>
-          <w:tcPr>
-            <w:tcW w:w="1056" w:type="dxa"/>
-          </w:tcPr>
-          <w:p>
-            <w:pPr>
-              <w:rPr>
-                <w:rFonts w:ascii="Times New Roman" w:hAnsi="Times New Roman" w:cs="Times New Roman"/>
-              </w:rPr>
-            </w:pPr>
-            <w:r>
-              <w:rPr>
-                <w:rFonts w:ascii="Times New Roman" w:hAnsi="Times New Roman" w:cs="Times New Roman"/>
-              </w:rPr>
-              <w:t>IC95% dif.med.</w:t>
-            </w:r>
-          </w:p>
-        </w:tc>
-        <w:tc>
-          <w:tcPr>
-            <w:tcW w:w="1056" w:type="dxa"/>
-          </w:tcPr>
-          <w:p>
-            <w:pPr>
-              <w:rPr>
-                <w:rFonts w:ascii="Times New Roman" w:hAnsi="Times New Roman" w:cs="Times New Roman"/>
-              </w:rPr>
-            </w:pPr>
-            <w:r>
-              <w:rPr>
-                <w:rFonts w:ascii="Times New Roman" w:hAnsi="Times New Roman" w:cs="Times New Roman"/>
-              </w:rPr>
-              <w:t>Sig. α=5%</w:t>
-            </w:r>
-          </w:p>
-        </w:tc>
-      </w:tr>
-      <w:tr>
-        <w:tc>
-          <w:tcPr>
-            <w:tcW w:w="1056" w:type="dxa"/>
-          </w:tcPr>
-          <w:p>
-            <w:pPr>
-              <w:rPr>
-                <w:rFonts w:ascii="Times New Roman" w:hAnsi="Times New Roman" w:cs="Times New Roman"/>
-              </w:rPr>
-            </w:pPr>
-            <w:r>
-              <w:rPr>
-                <w:rFonts w:ascii="Times New Roman" w:hAnsi="Times New Roman" w:cs="Times New Roman"/>
-              </w:rPr>
-              <w:t>Idade (anos)</w:t>
-            </w:r>
-          </w:p>
-        </w:tc>
-        <w:tc>
-          <w:tcPr>
-            <w:tcW w:w="1056" w:type="dxa"/>
-          </w:tcPr>
-          <w:p>
-            <w:pPr>
-              <w:rPr>
-                <w:rFonts w:ascii="Times New Roman" w:hAnsi="Times New Roman" w:cs="Times New Roman"/>
-              </w:rPr>
-            </w:pPr>
-            <w:r>
-              <w:rPr>
-                <w:rFonts w:ascii="Times New Roman" w:hAnsi="Times New Roman" w:cs="Times New Roman"/>
-              </w:rPr>
-              <w:t>Quantitativa</w:t>
-            </w:r>
-          </w:p>
-        </w:tc>
-        <w:tc>
-          <w:tcPr>
-            <w:tcW w:w="1056" w:type="dxa"/>
-          </w:tcPr>
-          <w:p>
-            <w:pPr>
-              <w:rPr>
-                <w:rFonts w:ascii="Times New Roman" w:hAnsi="Times New Roman" w:cs="Times New Roman"/>
-              </w:rPr>
-            </w:pPr>
-            <w:r>
-              <w:rPr>
-                <w:rFonts w:ascii="Times New Roman" w:hAnsi="Times New Roman" w:cs="Times New Roman"/>
-              </w:rPr>
-              <w:t>69.0 (64.0–76.0)</w:t>
-            </w:r>
-          </w:p>
-        </w:tc>
-        <w:tc>
-          <w:tcPr>
-            <w:tcW w:w="1056" w:type="dxa"/>
-          </w:tcPr>
-          <w:p>
-            <w:pPr>
-              <w:rPr>
-                <w:rFonts w:ascii="Times New Roman" w:hAnsi="Times New Roman" w:cs="Times New Roman"/>
-              </w:rPr>
-            </w:pPr>
-            <w:r>
-              <w:rPr>
-                <w:rFonts w:ascii="Times New Roman" w:hAnsi="Times New Roman" w:cs="Times New Roman"/>
-              </w:rPr>
-              <w:t>67.0 (63.0–73.0)</w:t>
-            </w:r>
-          </w:p>
-        </w:tc>
-        <w:tc>
-          <w:tcPr>
-            <w:tcW w:w="1056" w:type="dxa"/>
-          </w:tcPr>
-          <w:p>
-            <w:pPr>
-              <w:rPr>
-                <w:rFonts w:ascii="Times New Roman" w:hAnsi="Times New Roman" w:cs="Times New Roman"/>
-              </w:rPr>
-            </w:pPr>
-            <w:r>
-              <w:rPr>
-                <w:rFonts w:ascii="Times New Roman" w:hAnsi="Times New Roman" w:cs="Times New Roman"/>
-              </w:rPr>
-              <w:t>Mann-Whitney U</w:t>
-            </w:r>
-          </w:p>
-        </w:tc>
-        <w:tc>
-          <w:tcPr>
-            <w:tcW w:w="1056" w:type="dxa"/>
-          </w:tcPr>
-          <w:p>
-            <w:pPr>
-              <w:rPr>
-                <w:rFonts w:ascii="Times New Roman" w:hAnsi="Times New Roman" w:cs="Times New Roman"/>
-              </w:rPr>
-            </w:pPr>
-            <w:r>
-              <w:rPr>
-                <w:rFonts w:ascii="Times New Roman" w:hAnsi="Times New Roman" w:cs="Times New Roman"/>
-              </w:rPr>
-              <w:t>U=10097224</w:t>
-            </w:r>
-          </w:p>
-        </w:tc>
-        <w:tc>
-          <w:tcPr>
-            <w:tcW w:w="1056" w:type="dxa"/>
-          </w:tcPr>
-          <w:p>
-            <w:pPr>
-              <w:rPr>
-                <w:rFonts w:ascii="Times New Roman" w:hAnsi="Times New Roman" w:cs="Times New Roman"/>
-              </w:rPr>
-            </w:pPr>
-            <w:r>
-              <w:rPr>
-                <w:rFonts w:ascii="Times New Roman" w:hAnsi="Times New Roman" w:cs="Times New Roman"/>
-              </w:rPr>
-              <w:t>5.197e-36</w:t>
-            </w:r>
-          </w:p>
-        </w:tc>
-        <w:tc>
-          <w:tcPr>
-            <w:tcW w:w="1056" w:type="dxa"/>
-          </w:tcPr>
-          <w:p>
-            <w:pPr>
-              <w:rPr>
-                <w:rFonts w:ascii="Times New Roman" w:hAnsi="Times New Roman" w:cs="Times New Roman"/>
-              </w:rPr>
-            </w:pPr>
-            <w:r>
-              <w:rPr>
-                <w:rFonts w:ascii="Times New Roman" w:hAnsi="Times New Roman" w:cs="Times New Roman"/>
-              </w:rPr>
-              <w:t>[2.00; 3.00]</w:t>
-            </w:r>
-          </w:p>
-        </w:tc>
-        <w:tc>
-          <w:tcPr>
-            <w:tcW w:w="1056" w:type="dxa"/>
-          </w:tcPr>
-          <w:p>
-            <w:pPr>
-              <w:rPr>
-                <w:rFonts w:ascii="Times New Roman" w:hAnsi="Times New Roman" w:cs="Times New Roman"/>
-              </w:rPr>
-            </w:pPr>
-            <w:r>
-              <w:rPr>
-                <w:rFonts w:ascii="Times New Roman" w:hAnsi="Times New Roman" w:cs="Times New Roman"/>
-              </w:rPr>
-              <w:t>***</w:t>
-            </w:r>
-          </w:p>
-        </w:tc>
-      </w:tr>
-      <w:tr>
-        <w:tc>
-          <w:tcPr>
-            <w:tcW w:w="1056" w:type="dxa"/>
-          </w:tcPr>
-          <w:p>
-            <w:pPr>
-              <w:rPr>
-                <w:rFonts w:ascii="Times New Roman" w:hAnsi="Times New Roman" w:cs="Times New Roman"/>
-              </w:rPr>
-            </w:pPr>
-            <w:r>
-              <w:rPr>
-                <w:rFonts w:ascii="Times New Roman" w:hAnsi="Times New Roman" w:cs="Times New Roman"/>
-              </w:rPr>
-              <w:t>IMC (kg/m²)</w:t>
-            </w:r>
-          </w:p>
-        </w:tc>
-        <w:tc>
-          <w:tcPr>
-            <w:tcW w:w="1056" w:type="dxa"/>
-          </w:tcPr>
-          <w:p>
-            <w:pPr>
-              <w:rPr>
-                <w:rFonts w:ascii="Times New Roman" w:hAnsi="Times New Roman" w:cs="Times New Roman"/>
-              </w:rPr>
-            </w:pPr>
-            <w:r>
-              <w:rPr>
-                <w:rFonts w:ascii="Times New Roman" w:hAnsi="Times New Roman" w:cs="Times New Roman"/>
-              </w:rPr>
-              <w:t>Quantitativa</w:t>
-            </w:r>
-          </w:p>
-        </w:tc>
-        <w:tc>
-          <w:tcPr>
-            <w:tcW w:w="1056" w:type="dxa"/>
-          </w:tcPr>
-          <w:p>
-            <w:pPr>
-              <w:rPr>
-                <w:rFonts w:ascii="Times New Roman" w:hAnsi="Times New Roman" w:cs="Times New Roman"/>
-              </w:rPr>
-            </w:pPr>
-            <w:r>
-              <w:rPr>
-                <w:rFonts w:ascii="Times New Roman" w:hAnsi="Times New Roman" w:cs="Times New Roman"/>
-              </w:rPr>
-              <w:t>26.8 (23.9–30.1)</w:t>
-            </w:r>
-          </w:p>
-        </w:tc>
-        <w:tc>
-          <w:tcPr>
-            <w:tcW w:w="1056" w:type="dxa"/>
-          </w:tcPr>
-          <w:p>
-            <w:pPr>
-              <w:rPr>
-                <w:rFonts w:ascii="Times New Roman" w:hAnsi="Times New Roman" w:cs="Times New Roman"/>
-              </w:rPr>
-            </w:pPr>
-            <w:r>
-              <w:rPr>
-                <w:rFonts w:ascii="Times New Roman" w:hAnsi="Times New Roman" w:cs="Times New Roman"/>
-              </w:rPr>
-              <w:t>24.8 (22.5–27.5)</w:t>
-            </w:r>
-          </w:p>
-        </w:tc>
-        <w:tc>
-          <w:tcPr>
-            <w:tcW w:w="1056" w:type="dxa"/>
-          </w:tcPr>
-          <w:p>
-            <w:pPr>
-              <w:rPr>
-                <w:rFonts w:ascii="Times New Roman" w:hAnsi="Times New Roman" w:cs="Times New Roman"/>
-              </w:rPr>
-            </w:pPr>
-            <w:r>
-              <w:rPr>
-                <w:rFonts w:ascii="Times New Roman" w:hAnsi="Times New Roman" w:cs="Times New Roman"/>
-              </w:rPr>
-              <w:t>Mann-Whitney U</w:t>
-            </w:r>
-          </w:p>
-        </w:tc>
-        <w:tc>
-          <w:tcPr>
-            <w:tcW w:w="1056" w:type="dxa"/>
-          </w:tcPr>
-          <w:p>
-            <w:pPr>
-              <w:rPr>
-                <w:rFonts w:ascii="Times New Roman" w:hAnsi="Times New Roman" w:cs="Times New Roman"/>
-              </w:rPr>
-            </w:pPr>
-            <w:r>
-              <w:rPr>
-                <w:rFonts w:ascii="Times New Roman" w:hAnsi="Times New Roman" w:cs="Times New Roman"/>
-              </w:rPr>
-              <w:t>U=10868894</w:t>
-            </w:r>
-          </w:p>
-        </w:tc>
-        <w:tc>
-          <w:tcPr>
-            <w:tcW w:w="1056" w:type="dxa"/>
-          </w:tcPr>
-          <w:p>
-            <w:pPr>
-              <w:rPr>
-                <w:rFonts w:ascii="Times New Roman" w:hAnsi="Times New Roman" w:cs="Times New Roman"/>
-              </w:rPr>
-            </w:pPr>
-            <w:r>
-              <w:rPr>
-                <w:rFonts w:ascii="Times New Roman" w:hAnsi="Times New Roman" w:cs="Times New Roman"/>
-              </w:rPr>
-              <w:t>3.4e-85</w:t>
-            </w:r>
-          </w:p>
-        </w:tc>
-        <w:tc>
-          <w:tcPr>
-            <w:tcW w:w="1056" w:type="dxa"/>
-          </w:tcPr>
-          <w:p>
-            <w:pPr>
-              <w:rPr>
-                <w:rFonts w:ascii="Times New Roman" w:hAnsi="Times New Roman" w:cs="Times New Roman"/>
-              </w:rPr>
-            </w:pPr>
-            <w:r>
-              <w:rPr>
-                <w:rFonts w:ascii="Times New Roman" w:hAnsi="Times New Roman" w:cs="Times New Roman"/>
-              </w:rPr>
-              <w:t>[1.76; 2.27]</w:t>
-            </w:r>
-          </w:p>
-        </w:tc>
-        <w:tc>
-          <w:tcPr>
-            <w:tcW w:w="1056" w:type="dxa"/>
-          </w:tcPr>
-          <w:p>
-            <w:pPr>
-              <w:rPr>
-                <w:rFonts w:ascii="Times New Roman" w:hAnsi="Times New Roman" w:cs="Times New Roman"/>
-              </w:rPr>
-            </w:pPr>
-            <w:r>
-              <w:rPr>
-                <w:rFonts w:ascii="Times New Roman" w:hAnsi="Times New Roman" w:cs="Times New Roman"/>
-              </w:rPr>
-              <w:t>***</w:t>
-            </w:r>
-          </w:p>
-        </w:tc>
-      </w:tr>
-      <w:tr>
-        <w:tc>
-          <w:tcPr>
-            <w:tcW w:w="1056" w:type="dxa"/>
-          </w:tcPr>
-          <w:p>
-            <w:pPr>
-              <w:rPr>
-                <w:rFonts w:ascii="Times New Roman" w:hAnsi="Times New Roman" w:cs="Times New Roman"/>
-              </w:rPr>
-            </w:pPr>
-            <w:r>
-              <w:rPr>
-                <w:rFonts w:ascii="Times New Roman" w:hAnsi="Times New Roman" w:cs="Times New Roman"/>
-              </w:rPr>
-              <w:t>Exercício (dias/sem.)</w:t>
-            </w:r>
-          </w:p>
-        </w:tc>
-        <w:tc>
-          <w:tcPr>
-            <w:tcW w:w="1056" w:type="dxa"/>
-          </w:tcPr>
-          <w:p>
-            <w:pPr>
-              <w:rPr>
-                <w:rFonts w:ascii="Times New Roman" w:hAnsi="Times New Roman" w:cs="Times New Roman"/>
-              </w:rPr>
-            </w:pPr>
-            <w:r>
-              <w:rPr>
-                <w:rFonts w:ascii="Times New Roman" w:hAnsi="Times New Roman" w:cs="Times New Roman"/>
-              </w:rPr>
-              <w:t>Quantitativa</w:t>
-            </w:r>
-          </w:p>
-        </w:tc>
-        <w:tc>
-          <w:tcPr>
-            <w:tcW w:w="1056" w:type="dxa"/>
-          </w:tcPr>
-          <w:p>
-            <w:pPr>
-              <w:rPr>
-                <w:rFonts w:ascii="Times New Roman" w:hAnsi="Times New Roman" w:cs="Times New Roman"/>
-              </w:rPr>
-            </w:pPr>
-            <w:r>
-              <w:rPr>
-                <w:rFonts w:ascii="Times New Roman" w:hAnsi="Times New Roman" w:cs="Times New Roman"/>
-              </w:rPr>
-              <w:t>3.0 (2.0–5.0)</w:t>
-            </w:r>
-          </w:p>
-        </w:tc>
-        <w:tc>
-          <w:tcPr>
-            <w:tcW w:w="1056" w:type="dxa"/>
-          </w:tcPr>
-          <w:p>
-            <w:pPr>
-              <w:rPr>
-                <w:rFonts w:ascii="Times New Roman" w:hAnsi="Times New Roman" w:cs="Times New Roman"/>
-              </w:rPr>
-            </w:pPr>
-            <w:r>
-              <w:rPr>
-                <w:rFonts w:ascii="Times New Roman" w:hAnsi="Times New Roman" w:cs="Times New Roman"/>
-              </w:rPr>
-              <w:t>3.0 (2.0–5.0)</w:t>
-            </w:r>
-          </w:p>
-        </w:tc>
-        <w:tc>
-          <w:tcPr>
-            <w:tcW w:w="1056" w:type="dxa"/>
-          </w:tcPr>
-          <w:p>
-            <w:pPr>
-              <w:rPr>
-                <w:rFonts w:ascii="Times New Roman" w:hAnsi="Times New Roman" w:cs="Times New Roman"/>
-              </w:rPr>
-            </w:pPr>
-            <w:r>
-              <w:rPr>
-                <w:rFonts w:ascii="Times New Roman" w:hAnsi="Times New Roman" w:cs="Times New Roman"/>
-              </w:rPr>
-              <w:t>Mann-Whitney U</w:t>
-            </w:r>
-          </w:p>
-        </w:tc>
-        <w:tc>
-          <w:tcPr>
-            <w:tcW w:w="1056" w:type="dxa"/>
-          </w:tcPr>
-          <w:p>
-            <w:pPr>
-              <w:rPr>
-                <w:rFonts w:ascii="Times New Roman" w:hAnsi="Times New Roman" w:cs="Times New Roman"/>
-              </w:rPr>
-            </w:pPr>
-            <w:r>
-              <w:rPr>
-                <w:rFonts w:ascii="Times New Roman" w:hAnsi="Times New Roman" w:cs="Times New Roman"/>
-              </w:rPr>
-              <w:t>U=627841</w:t>
-            </w:r>
-          </w:p>
-        </w:tc>
-        <w:tc>
-          <w:tcPr>
-            <w:tcW w:w="1056" w:type="dxa"/>
-          </w:tcPr>
-          <w:p>
-            <w:pPr>
-              <w:rPr>
-                <w:rFonts w:ascii="Times New Roman" w:hAnsi="Times New Roman" w:cs="Times New Roman"/>
-              </w:rPr>
-            </w:pPr>
-            <w:r>
-              <w:rPr>
-                <w:rFonts w:ascii="Times New Roman" w:hAnsi="Times New Roman" w:cs="Times New Roman"/>
-              </w:rPr>
-              <w:t>0.0007136</w:t>
-            </w:r>
-          </w:p>
-        </w:tc>
-        <w:tc>
-          <w:tcPr>
-            <w:tcW w:w="1056" w:type="dxa"/>
-          </w:tcPr>
-          <w:p>
-            <w:pPr>
-              <w:rPr>
-                <w:rFonts w:ascii="Times New Roman" w:hAnsi="Times New Roman" w:cs="Times New Roman"/>
-              </w:rPr>
-            </w:pPr>
-            <w:r>
-              <w:rPr>
-                <w:rFonts w:ascii="Times New Roman" w:hAnsi="Times New Roman" w:cs="Times New Roman"/>
-              </w:rPr>
-              <w:t>[-1.00; 0.00]</w:t>
-            </w:r>
-          </w:p>
-        </w:tc>
-        <w:tc>
-          <w:tcPr>
-            <w:tcW w:w="1056" w:type="dxa"/>
-          </w:tcPr>
-          <w:p>
-            <w:pPr>
-              <w:rPr>
-                <w:rFonts w:ascii="Times New Roman" w:hAnsi="Times New Roman" w:cs="Times New Roman"/>
-              </w:rPr>
-            </w:pPr>
-            <w:r>
-              <w:rPr>
-                <w:rFonts w:ascii="Times New Roman" w:hAnsi="Times New Roman" w:cs="Times New Roman"/>
-              </w:rPr>
-              <w:t>***</w:t>
-            </w:r>
-          </w:p>
-        </w:tc>
-      </w:tr>
-      <w:tr>
-        <w:tc>
-          <w:tcPr>
-            <w:tcW w:w="1056" w:type="dxa"/>
-          </w:tcPr>
-          <w:p>
-            <w:pPr>
-              <w:rPr>
-                <w:rFonts w:ascii="Times New Roman" w:hAnsi="Times New Roman" w:cs="Times New Roman"/>
-              </w:rPr>
-            </w:pPr>
-            <w:r>
-              <w:rPr>
-                <w:rFonts w:ascii="Times New Roman" w:hAnsi="Times New Roman" w:cs="Times New Roman"/>
-              </w:rPr>
-              <w:t>Frutas (dias/sem.)</w:t>
-            </w:r>
-          </w:p>
-        </w:tc>
-        <w:tc>
-          <w:tcPr>
-            <w:tcW w:w="1056" w:type="dxa"/>
-          </w:tcPr>
-          <w:p>
-            <w:pPr>
-              <w:rPr>
-                <w:rFonts w:ascii="Times New Roman" w:hAnsi="Times New Roman" w:cs="Times New Roman"/>
-              </w:rPr>
-            </w:pPr>
-            <w:r>
-              <w:rPr>
-                <w:rFonts w:ascii="Times New Roman" w:hAnsi="Times New Roman" w:cs="Times New Roman"/>
-              </w:rPr>
-              <w:t>Quantitativa</w:t>
-            </w:r>
-          </w:p>
-        </w:tc>
-        <w:tc>
-          <w:tcPr>
-            <w:tcW w:w="1056" w:type="dxa"/>
-          </w:tcPr>
-          <w:p>
-            <w:pPr>
-              <w:rPr>
-                <w:rFonts w:ascii="Times New Roman" w:hAnsi="Times New Roman" w:cs="Times New Roman"/>
-              </w:rPr>
-            </w:pPr>
-            <w:r>
-              <w:rPr>
-                <w:rFonts w:ascii="Times New Roman" w:hAnsi="Times New Roman" w:cs="Times New Roman"/>
-              </w:rPr>
-              <w:t>7.0 (3.0–7.0)</w:t>
-            </w:r>
-          </w:p>
-        </w:tc>
-        <w:tc>
-          <w:tcPr>
-            <w:tcW w:w="1056" w:type="dxa"/>
-          </w:tcPr>
-          <w:p>
-            <w:pPr>
-              <w:rPr>
-                <w:rFonts w:ascii="Times New Roman" w:hAnsi="Times New Roman" w:cs="Times New Roman"/>
-              </w:rPr>
-            </w:pPr>
-            <w:r>
-              <w:rPr>
-                <w:rFonts w:ascii="Times New Roman" w:hAnsi="Times New Roman" w:cs="Times New Roman"/>
-              </w:rPr>
-              <w:t>5.0 (3.0–7.0)</w:t>
-            </w:r>
-          </w:p>
-        </w:tc>
-        <w:tc>
-          <w:tcPr>
-            <w:tcW w:w="1056" w:type="dxa"/>
-          </w:tcPr>
-          <w:p>
-            <w:pPr>
-              <w:rPr>
-                <w:rFonts w:ascii="Times New Roman" w:hAnsi="Times New Roman" w:cs="Times New Roman"/>
-              </w:rPr>
-            </w:pPr>
-            <w:r>
-              <w:rPr>
-                <w:rFonts w:ascii="Times New Roman" w:hAnsi="Times New Roman" w:cs="Times New Roman"/>
-              </w:rPr>
-              <w:t>Mann-Whitney U</w:t>
-            </w:r>
-          </w:p>
-        </w:tc>
-        <w:tc>
-          <w:tcPr>
-            <w:tcW w:w="1056" w:type="dxa"/>
-          </w:tcPr>
-          <w:p>
-            <w:pPr>
-              <w:rPr>
-                <w:rFonts w:ascii="Times New Roman" w:hAnsi="Times New Roman" w:cs="Times New Roman"/>
-              </w:rPr>
-            </w:pPr>
-            <w:r>
-              <w:rPr>
-                <w:rFonts w:ascii="Times New Roman" w:hAnsi="Times New Roman" w:cs="Times New Roman"/>
-              </w:rPr>
-              <w:t>U=8485564</w:t>
-            </w:r>
-          </w:p>
-        </w:tc>
-        <w:tc>
-          <w:tcPr>
-            <w:tcW w:w="1056" w:type="dxa"/>
-          </w:tcPr>
-          <w:p>
-            <w:pPr>
-              <w:rPr>
-                <w:rFonts w:ascii="Times New Roman" w:hAnsi="Times New Roman" w:cs="Times New Roman"/>
-              </w:rPr>
-            </w:pPr>
-            <w:r>
-              <w:rPr>
-                <w:rFonts w:ascii="Times New Roman" w:hAnsi="Times New Roman" w:cs="Times New Roman"/>
-              </w:rPr>
-              <w:t>4.918e-29</w:t>
-            </w:r>
-          </w:p>
-        </w:tc>
-        <w:tc>
-          <w:tcPr>
-            <w:tcW w:w="1056" w:type="dxa"/>
-          </w:tcPr>
-          <w:p>
-            <w:pPr>
-              <w:rPr>
-                <w:rFonts w:ascii="Times New Roman" w:hAnsi="Times New Roman" w:cs="Times New Roman"/>
-              </w:rPr>
-            </w:pPr>
-            <w:r>
-              <w:rPr>
-                <w:rFonts w:ascii="Times New Roman" w:hAnsi="Times New Roman" w:cs="Times New Roman"/>
-              </w:rPr>
-              <w:t>[2.00; 2.00]</w:t>
-            </w:r>
-          </w:p>
-        </w:tc>
-        <w:tc>
-          <w:tcPr>
-            <w:tcW w:w="1056" w:type="dxa"/>
-          </w:tcPr>
-          <w:p>
-            <w:pPr>
-              <w:rPr>
-                <w:rFonts w:ascii="Times New Roman" w:hAnsi="Times New Roman" w:cs="Times New Roman"/>
-              </w:rPr>
-            </w:pPr>
-            <w:r>
-              <w:rPr>
-                <w:rFonts w:ascii="Times New Roman" w:hAnsi="Times New Roman" w:cs="Times New Roman"/>
-              </w:rPr>
-              <w:t>***</w:t>
-            </w:r>
-          </w:p>
-        </w:tc>
-      </w:tr>
-      <w:tr>
-        <w:tc>
-          <w:tcPr>
-            <w:tcW w:w="1056" w:type="dxa"/>
-          </w:tcPr>
-          <w:p>
-            <w:pPr>
-              <w:rPr>
-                <w:rFonts w:ascii="Times New Roman" w:hAnsi="Times New Roman" w:cs="Times New Roman"/>
-              </w:rPr>
-            </w:pPr>
-            <w:r>
-              <w:rPr>
-                <w:rFonts w:ascii="Times New Roman" w:hAnsi="Times New Roman" w:cs="Times New Roman"/>
-              </w:rPr>
-              <w:t>Verduras (dias/sem.)</w:t>
-            </w:r>
-          </w:p>
-        </w:tc>
-        <w:tc>
-          <w:tcPr>
-            <w:tcW w:w="1056" w:type="dxa"/>
-          </w:tcPr>
-          <w:p>
-            <w:pPr>
-              <w:rPr>
-                <w:rFonts w:ascii="Times New Roman" w:hAnsi="Times New Roman" w:cs="Times New Roman"/>
-              </w:rPr>
-            </w:pPr>
-            <w:r>
-              <w:rPr>
-                <w:rFonts w:ascii="Times New Roman" w:hAnsi="Times New Roman" w:cs="Times New Roman"/>
-              </w:rPr>
-              <w:t>Quantitativa</w:t>
-            </w:r>
-          </w:p>
-        </w:tc>
-        <w:tc>
-          <w:tcPr>
-            <w:tcW w:w="1056" w:type="dxa"/>
-          </w:tcPr>
-          <w:p>
-            <w:pPr>
-              <w:rPr>
-                <w:rFonts w:ascii="Times New Roman" w:hAnsi="Times New Roman" w:cs="Times New Roman"/>
-              </w:rPr>
-            </w:pPr>
-            <w:r>
-              <w:rPr>
-                <w:rFonts w:ascii="Times New Roman" w:hAnsi="Times New Roman" w:cs="Times New Roman"/>
-              </w:rPr>
-              <w:t>7.0 (3.0–7.0)</w:t>
-            </w:r>
-          </w:p>
-        </w:tc>
-        <w:tc>
-          <w:tcPr>
-            <w:tcW w:w="1056" w:type="dxa"/>
-          </w:tcPr>
-          <w:p>
-            <w:pPr>
-              <w:rPr>
-                <w:rFonts w:ascii="Times New Roman" w:hAnsi="Times New Roman" w:cs="Times New Roman"/>
-              </w:rPr>
-            </w:pPr>
-            <w:r>
-              <w:rPr>
-                <w:rFonts w:ascii="Times New Roman" w:hAnsi="Times New Roman" w:cs="Times New Roman"/>
-              </w:rPr>
-              <w:t>5.0 (3.0–7.0)</w:t>
-            </w:r>
-          </w:p>
-        </w:tc>
-        <w:tc>
-          <w:tcPr>
-            <w:tcW w:w="1056" w:type="dxa"/>
-          </w:tcPr>
-          <w:p>
-            <w:pPr>
-              <w:rPr>
-                <w:rFonts w:ascii="Times New Roman" w:hAnsi="Times New Roman" w:cs="Times New Roman"/>
-              </w:rPr>
-            </w:pPr>
-            <w:r>
-              <w:rPr>
-                <w:rFonts w:ascii="Times New Roman" w:hAnsi="Times New Roman" w:cs="Times New Roman"/>
-              </w:rPr>
-              <w:t>Mann-Whitney U</w:t>
-            </w:r>
-          </w:p>
-        </w:tc>
-        <w:tc>
-          <w:tcPr>
-            <w:tcW w:w="1056" w:type="dxa"/>
-          </w:tcPr>
-          <w:p>
-            <w:pPr>
-              <w:rPr>
-                <w:rFonts w:ascii="Times New Roman" w:hAnsi="Times New Roman" w:cs="Times New Roman"/>
-              </w:rPr>
-            </w:pPr>
-            <w:r>
-              <w:rPr>
-                <w:rFonts w:ascii="Times New Roman" w:hAnsi="Times New Roman" w:cs="Times New Roman"/>
-              </w:rPr>
-              <w:t>U=7961636</w:t>
-            </w:r>
-          </w:p>
-        </w:tc>
-        <w:tc>
-          <w:tcPr>
-            <w:tcW w:w="1056" w:type="dxa"/>
-          </w:tcPr>
-          <w:p>
-            <w:pPr>
-              <w:rPr>
-                <w:rFonts w:ascii="Times New Roman" w:hAnsi="Times New Roman" w:cs="Times New Roman"/>
-              </w:rPr>
-            </w:pPr>
-            <w:r>
-              <w:rPr>
-                <w:rFonts w:ascii="Times New Roman" w:hAnsi="Times New Roman" w:cs="Times New Roman"/>
-              </w:rPr>
-              <w:t>2.728e-09</w:t>
-            </w:r>
-          </w:p>
-        </w:tc>
-        <w:tc>
-          <w:tcPr>
-            <w:tcW w:w="1056" w:type="dxa"/>
-          </w:tcPr>
-          <w:p>
-            <w:pPr>
-              <w:rPr>
-                <w:rFonts w:ascii="Times New Roman" w:hAnsi="Times New Roman" w:cs="Times New Roman"/>
-              </w:rPr>
-            </w:pPr>
-            <w:r>
-              <w:rPr>
-                <w:rFonts w:ascii="Times New Roman" w:hAnsi="Times New Roman" w:cs="Times New Roman"/>
-              </w:rPr>
-              <w:t>[1.00; 2.00]</w:t>
-            </w:r>
-          </w:p>
-        </w:tc>
-        <w:tc>
-          <w:tcPr>
-            <w:tcW w:w="1056" w:type="dxa"/>
-          </w:tcPr>
-          <w:p>
-            <w:pPr>
-              <w:rPr>
-                <w:rFonts w:ascii="Times New Roman" w:hAnsi="Times New Roman" w:cs="Times New Roman"/>
-              </w:rPr>
-            </w:pPr>
-            <w:r>
-              <w:rPr>
-                <w:rFonts w:ascii="Times New Roman" w:hAnsi="Times New Roman" w:cs="Times New Roman"/>
-              </w:rPr>
-              <w:t>***</w:t>
-            </w:r>
-          </w:p>
-        </w:tc>
-      </w:tr>
-      <w:tr>
-        <w:tc>
-          <w:tcPr>
-            <w:tcW w:w="1056" w:type="dxa"/>
-          </w:tcPr>
-          <w:p>
-            <w:pPr>
-              <w:rPr>
-                <w:rFonts w:ascii="Times New Roman" w:hAnsi="Times New Roman" w:cs="Times New Roman"/>
-              </w:rPr>
-            </w:pPr>
-            <w:r>
-              <w:rPr>
-                <w:rFonts w:ascii="Times New Roman" w:hAnsi="Times New Roman" w:cs="Times New Roman"/>
-              </w:rPr>
-              <w:lastRenderedPageBreak/>
-              <w:t>Carne vermelha (dias/sem.)</w:t>
-            </w:r>
-          </w:p>
-        </w:tc>
-        <w:tc>
-          <w:tcPr>
-            <w:tcW w:w="1056" w:type="dxa"/>
-          </w:tcPr>
-          <w:p>
-            <w:pPr>
-              <w:rPr>
-                <w:rFonts w:ascii="Times New Roman" w:hAnsi="Times New Roman" w:cs="Times New Roman"/>
-              </w:rPr>
-            </w:pPr>
-            <w:r>
-              <w:rPr>
-                <w:rFonts w:ascii="Times New Roman" w:hAnsi="Times New Roman" w:cs="Times New Roman"/>
-              </w:rPr>
-              <w:t>Quantitativa</w:t>
-            </w:r>
-          </w:p>
-        </w:tc>
-        <w:tc>
-          <w:tcPr>
-            <w:tcW w:w="1056" w:type="dxa"/>
-          </w:tcPr>
-          <w:p>
-            <w:pPr>
-              <w:rPr>
-                <w:rFonts w:ascii="Times New Roman" w:hAnsi="Times New Roman" w:cs="Times New Roman"/>
-              </w:rPr>
-            </w:pPr>
-            <w:r>
-              <w:rPr>
-                <w:rFonts w:ascii="Times New Roman" w:hAnsi="Times New Roman" w:cs="Times New Roman"/>
-              </w:rPr>
-              <w:t>3.0 (2.0–4.0)</w:t>
-            </w:r>
-          </w:p>
-        </w:tc>
-        <w:tc>
-          <w:tcPr>
-            <w:tcW w:w="1056" w:type="dxa"/>
-          </w:tcPr>
-          <w:p>
-            <w:pPr>
-              <w:rPr>
-                <w:rFonts w:ascii="Times New Roman" w:hAnsi="Times New Roman" w:cs="Times New Roman"/>
-              </w:rPr>
-            </w:pPr>
-            <w:r>
-              <w:rPr>
-                <w:rFonts w:ascii="Times New Roman" w:hAnsi="Times New Roman" w:cs="Times New Roman"/>
-              </w:rPr>
-              <w:t>3.0 (2.0–5.0)</w:t>
-            </w:r>
-          </w:p>
-        </w:tc>
-        <w:tc>
-          <w:tcPr>
-            <w:tcW w:w="1056" w:type="dxa"/>
-          </w:tcPr>
-          <w:p>
-            <w:pPr>
-              <w:rPr>
-                <w:rFonts w:ascii="Times New Roman" w:hAnsi="Times New Roman" w:cs="Times New Roman"/>
-              </w:rPr>
-            </w:pPr>
-            <w:r>
-              <w:rPr>
-                <w:rFonts w:ascii="Times New Roman" w:hAnsi="Times New Roman" w:cs="Times New Roman"/>
-              </w:rPr>
-              <w:t>Mann-Whitney U</w:t>
-            </w:r>
-          </w:p>
-        </w:tc>
-        <w:tc>
-          <w:tcPr>
-            <w:tcW w:w="1056" w:type="dxa"/>
-          </w:tcPr>
-          <w:p>
-            <w:pPr>
-              <w:rPr>
-                <w:rFonts w:ascii="Times New Roman" w:hAnsi="Times New Roman" w:cs="Times New Roman"/>
-              </w:rPr>
-            </w:pPr>
-            <w:r>
-              <w:rPr>
-                <w:rFonts w:ascii="Times New Roman" w:hAnsi="Times New Roman" w:cs="Times New Roman"/>
-              </w:rPr>
-              <w:t>U=6169534</w:t>
-            </w:r>
-          </w:p>
-        </w:tc>
-        <w:tc>
-          <w:tcPr>
-            <w:tcW w:w="1056" w:type="dxa"/>
-          </w:tcPr>
-          <w:p>
-            <w:pPr>
-              <w:rPr>
-                <w:rFonts w:ascii="Times New Roman" w:hAnsi="Times New Roman" w:cs="Times New Roman"/>
-              </w:rPr>
-            </w:pPr>
-            <w:r>
-              <w:rPr>
-                <w:rFonts w:ascii="Times New Roman" w:hAnsi="Times New Roman" w:cs="Times New Roman"/>
-              </w:rPr>
-              <w:t>2.106e-13</w:t>
-            </w:r>
-          </w:p>
-        </w:tc>
-        <w:tc>
-          <w:tcPr>
-            <w:tcW w:w="1056" w:type="dxa"/>
-          </w:tcPr>
-          <w:p>
-            <w:pPr>
-              <w:rPr>
-                <w:rFonts w:ascii="Times New Roman" w:hAnsi="Times New Roman" w:cs="Times New Roman"/>
-              </w:rPr>
-            </w:pPr>
-            <w:r>
-              <w:rPr>
-                <w:rFonts w:ascii="Times New Roman" w:hAnsi="Times New Roman" w:cs="Times New Roman"/>
-              </w:rPr>
-              <w:t>[0.00; 0.00]</w:t>
-            </w:r>
-          </w:p>
-        </w:tc>
-        <w:tc>
-          <w:tcPr>
-            <w:tcW w:w="1056" w:type="dxa"/>
-          </w:tcPr>
-          <w:p>
-            <w:pPr>
-              <w:rPr>
-                <w:rFonts w:ascii="Times New Roman" w:hAnsi="Times New Roman" w:cs="Times New Roman"/>
-              </w:rPr>
-            </w:pPr>
-            <w:r>
-              <w:rPr>
-                <w:rFonts w:ascii="Times New Roman" w:hAnsi="Times New Roman" w:cs="Times New Roman"/>
-              </w:rPr>
-              <w:t>***</w:t>
-            </w:r>
-          </w:p>
-        </w:tc>
-      </w:tr>
-      <w:tr>
-        <w:tc>
-          <w:tcPr>
-            <w:tcW w:w="1056" w:type="dxa"/>
-          </w:tcPr>
-          <w:p>
-            <w:pPr>
-              <w:rPr>
-                <w:rFonts w:ascii="Times New Roman" w:hAnsi="Times New Roman" w:cs="Times New Roman"/>
-              </w:rPr>
-            </w:pPr>
-            <w:r>
-              <w:rPr>
-                <w:rFonts w:ascii="Times New Roman" w:hAnsi="Times New Roman" w:cs="Times New Roman"/>
-              </w:rPr>
-              <w:t>Refrigerante (dias/sem.)</w:t>
-            </w:r>
-          </w:p>
-        </w:tc>
-        <w:tc>
-          <w:tcPr>
-            <w:tcW w:w="1056" w:type="dxa"/>
-          </w:tcPr>
-          <w:p>
-            <w:pPr>
-              <w:rPr>
-                <w:rFonts w:ascii="Times New Roman" w:hAnsi="Times New Roman" w:cs="Times New Roman"/>
-              </w:rPr>
-            </w:pPr>
-            <w:r>
-              <w:rPr>
-                <w:rFonts w:ascii="Times New Roman" w:hAnsi="Times New Roman" w:cs="Times New Roman"/>
-              </w:rPr>
-              <w:t>Quantitativa</w:t>
-            </w:r>
-          </w:p>
-        </w:tc>
-        <w:tc>
-          <w:tcPr>
-            <w:tcW w:w="1056" w:type="dxa"/>
-          </w:tcPr>
-          <w:p>
-            <w:pPr>
-              <w:rPr>
-                <w:rFonts w:ascii="Times New Roman" w:hAnsi="Times New Roman" w:cs="Times New Roman"/>
-              </w:rPr>
-            </w:pPr>
-            <w:r>
-              <w:rPr>
-                <w:rFonts w:ascii="Times New Roman" w:hAnsi="Times New Roman" w:cs="Times New Roman"/>
-              </w:rPr>
-              <w:t>1.0 (1.0–2.0)</w:t>
-            </w:r>
-          </w:p>
-        </w:tc>
-        <w:tc>
-          <w:tcPr>
-            <w:tcW w:w="1056" w:type="dxa"/>
-          </w:tcPr>
-          <w:p>
-            <w:pPr>
-              <w:rPr>
-                <w:rFonts w:ascii="Times New Roman" w:hAnsi="Times New Roman" w:cs="Times New Roman"/>
-              </w:rPr>
-            </w:pPr>
-            <w:r>
-              <w:rPr>
-                <w:rFonts w:ascii="Times New Roman" w:hAnsi="Times New Roman" w:cs="Times New Roman"/>
-              </w:rPr>
-              <w:t>2.0 (1.0–3.0)</w:t>
-            </w:r>
-          </w:p>
-        </w:tc>
-        <w:tc>
-          <w:tcPr>
-            <w:tcW w:w="1056" w:type="dxa"/>
-          </w:tcPr>
-          <w:p>
-            <w:pPr>
-              <w:rPr>
-                <w:rFonts w:ascii="Times New Roman" w:hAnsi="Times New Roman" w:cs="Times New Roman"/>
-              </w:rPr>
-            </w:pPr>
-            <w:r>
-              <w:rPr>
-                <w:rFonts w:ascii="Times New Roman" w:hAnsi="Times New Roman" w:cs="Times New Roman"/>
-              </w:rPr>
-              <w:t>Mann-Whitney U</w:t>
-            </w:r>
-          </w:p>
-        </w:tc>
-        <w:tc>
-          <w:tcPr>
-            <w:tcW w:w="1056" w:type="dxa"/>
-          </w:tcPr>
-          <w:p>
-            <w:pPr>
-              <w:rPr>
-                <w:rFonts w:ascii="Times New Roman" w:hAnsi="Times New Roman" w:cs="Times New Roman"/>
-              </w:rPr>
-            </w:pPr>
-            <w:r>
-              <w:rPr>
-                <w:rFonts w:ascii="Times New Roman" w:hAnsi="Times New Roman" w:cs="Times New Roman"/>
-              </w:rPr>
-              <w:t>U=594018</w:t>
-            </w:r>
-          </w:p>
-        </w:tc>
-        <w:tc>
-          <w:tcPr>
-            <w:tcW w:w="1056" w:type="dxa"/>
-          </w:tcPr>
-          <w:p>
-            <w:pPr>
-              <w:rPr>
-                <w:rFonts w:ascii="Times New Roman" w:hAnsi="Times New Roman" w:cs="Times New Roman"/>
-              </w:rPr>
-            </w:pPr>
-            <w:r>
-              <w:rPr>
-                <w:rFonts w:ascii="Times New Roman" w:hAnsi="Times New Roman" w:cs="Times New Roman"/>
-              </w:rPr>
-              <w:t>3.136e-08</w:t>
-            </w:r>
-          </w:p>
-        </w:tc>
-        <w:tc>
-          <w:tcPr>
-            <w:tcW w:w="1056" w:type="dxa"/>
-          </w:tcPr>
-          <w:p>
-            <w:pPr>
-              <w:rPr>
-                <w:rFonts w:ascii="Times New Roman" w:hAnsi="Times New Roman" w:cs="Times New Roman"/>
-              </w:rPr>
-            </w:pPr>
-            <w:r>
-              <w:rPr>
-                <w:rFonts w:ascii="Times New Roman" w:hAnsi="Times New Roman" w:cs="Times New Roman"/>
-              </w:rPr>
-              <w:t>[-1.00; -1.00]</w:t>
-            </w:r>
-          </w:p>
-        </w:tc>
-        <w:tc>
-          <w:tcPr>
-            <w:tcW w:w="1056" w:type="dxa"/>
-          </w:tcPr>
-          <w:p>
-            <w:pPr>
-              <w:rPr>
-                <w:rFonts w:ascii="Times New Roman" w:hAnsi="Times New Roman" w:cs="Times New Roman"/>
-              </w:rPr>
-            </w:pPr>
-            <w:r>
-              <w:rPr>
-                <w:rFonts w:ascii="Times New Roman" w:hAnsi="Times New Roman" w:cs="Times New Roman"/>
-              </w:rPr>
-              <w:t>***</w:t>
-            </w:r>
-          </w:p>
-        </w:tc>
-      </w:tr>
-      <w:tr>
-        <w:tc>
-          <w:tcPr>
-            <w:tcW w:w="1056" w:type="dxa"/>
-          </w:tcPr>
-          <w:p>
-            <w:pPr>
-              <w:rPr>
-                <w:rFonts w:ascii="Times New Roman" w:hAnsi="Times New Roman" w:cs="Times New Roman"/>
-              </w:rPr>
-            </w:pPr>
-            <w:r>
-              <w:rPr>
-                <w:rFonts w:ascii="Times New Roman" w:hAnsi="Times New Roman" w:cs="Times New Roman"/>
-              </w:rPr>
-              <w:t>Leite (dias/sem.)</w:t>
-            </w:r>
-          </w:p>
-        </w:tc>
-        <w:tc>
-          <w:tcPr>
-            <w:tcW w:w="1056" w:type="dxa"/>
-          </w:tcPr>
-          <w:p>
-            <w:pPr>
-              <w:rPr>
-                <w:rFonts w:ascii="Times New Roman" w:hAnsi="Times New Roman" w:cs="Times New Roman"/>
-              </w:rPr>
-            </w:pPr>
-            <w:r>
-              <w:rPr>
-                <w:rFonts w:ascii="Times New Roman" w:hAnsi="Times New Roman" w:cs="Times New Roman"/>
-              </w:rPr>
-              <w:t>Quantitativa</w:t>
-            </w:r>
-          </w:p>
-        </w:tc>
-        <w:tc>
-          <w:tcPr>
-            <w:tcW w:w="1056" w:type="dxa"/>
-          </w:tcPr>
-          <w:p>
-            <w:pPr>
-              <w:rPr>
-                <w:rFonts w:ascii="Times New Roman" w:hAnsi="Times New Roman" w:cs="Times New Roman"/>
-              </w:rPr>
-            </w:pPr>
-            <w:r>
-              <w:rPr>
-                <w:rFonts w:ascii="Times New Roman" w:hAnsi="Times New Roman" w:cs="Times New Roman"/>
-              </w:rPr>
-              <w:t>7.0 (5.0–7.0)</w:t>
-            </w:r>
-          </w:p>
-        </w:tc>
-        <w:tc>
-          <w:tcPr>
-            <w:tcW w:w="1056" w:type="dxa"/>
-          </w:tcPr>
-          <w:p>
-            <w:pPr>
-              <w:rPr>
-                <w:rFonts w:ascii="Times New Roman" w:hAnsi="Times New Roman" w:cs="Times New Roman"/>
-              </w:rPr>
-            </w:pPr>
-            <w:r>
-              <w:rPr>
-                <w:rFonts w:ascii="Times New Roman" w:hAnsi="Times New Roman" w:cs="Times New Roman"/>
-              </w:rPr>
-              <w:t>7.0 (4.0–7.0)</w:t>
-            </w:r>
-          </w:p>
-        </w:tc>
-        <w:tc>
-          <w:tcPr>
-            <w:tcW w:w="1056" w:type="dxa"/>
-          </w:tcPr>
-          <w:p>
-            <w:pPr>
-              <w:rPr>
-                <w:rFonts w:ascii="Times New Roman" w:hAnsi="Times New Roman" w:cs="Times New Roman"/>
-              </w:rPr>
-            </w:pPr>
-            <w:r>
-              <w:rPr>
-                <w:rFonts w:ascii="Times New Roman" w:hAnsi="Times New Roman" w:cs="Times New Roman"/>
-              </w:rPr>
-              <w:t>Mann-Whitney U</w:t>
-            </w:r>
-          </w:p>
-        </w:tc>
-        <w:tc>
-          <w:tcPr>
-            <w:tcW w:w="1056" w:type="dxa"/>
-          </w:tcPr>
-          <w:p>
-            <w:pPr>
-              <w:rPr>
-                <w:rFonts w:ascii="Times New Roman" w:hAnsi="Times New Roman" w:cs="Times New Roman"/>
-              </w:rPr>
-            </w:pPr>
-            <w:r>
-              <w:rPr>
-                <w:rFonts w:ascii="Times New Roman" w:hAnsi="Times New Roman" w:cs="Times New Roman"/>
-              </w:rPr>
-              <w:t>U=5234062</w:t>
-            </w:r>
-          </w:p>
-        </w:tc>
-        <w:tc>
-          <w:tcPr>
-            <w:tcW w:w="1056" w:type="dxa"/>
-          </w:tcPr>
-          <w:p>
-            <w:pPr>
-              <w:rPr>
-                <w:rFonts w:ascii="Times New Roman" w:hAnsi="Times New Roman" w:cs="Times New Roman"/>
-              </w:rPr>
-            </w:pPr>
-            <w:r>
-              <w:rPr>
-                <w:rFonts w:ascii="Times New Roman" w:hAnsi="Times New Roman" w:cs="Times New Roman"/>
-              </w:rPr>
-              <w:t>7.064e-11</w:t>
-            </w:r>
-          </w:p>
-        </w:tc>
-        <w:tc>
-          <w:tcPr>
-            <w:tcW w:w="1056" w:type="dxa"/>
-          </w:tcPr>
-          <w:p>
-            <w:pPr>
-              <w:rPr>
-                <w:rFonts w:ascii="Times New Roman" w:hAnsi="Times New Roman" w:cs="Times New Roman"/>
-              </w:rPr>
-            </w:pPr>
-            <w:r>
-              <w:rPr>
-                <w:rFonts w:ascii="Times New Roman" w:hAnsi="Times New Roman" w:cs="Times New Roman"/>
-              </w:rPr>
-              <w:t>[0.00; 0.00]</w:t>
-            </w:r>
-          </w:p>
-        </w:tc>
-        <w:tc>
-          <w:tcPr>
-            <w:tcW w:w="1056" w:type="dxa"/>
-          </w:tcPr>
-          <w:p>
-            <w:pPr>
-              <w:rPr>
-                <w:rFonts w:ascii="Times New Roman" w:hAnsi="Times New Roman" w:cs="Times New Roman"/>
-              </w:rPr>
-            </w:pPr>
-            <w:r>
-              <w:rPr>
-                <w:rFonts w:ascii="Times New Roman" w:hAnsi="Times New Roman" w:cs="Times New Roman"/>
-              </w:rPr>
-              <w:t>***</w:t>
-            </w:r>
-          </w:p>
-        </w:tc>
-      </w:tr>
-      <w:tr>
-        <w:tc>
-          <w:tcPr>
-            <w:tcW w:w="1056" w:type="dxa"/>
-          </w:tcPr>
-          <w:p>
-            <w:pPr>
-              <w:rPr>
-                <w:rFonts w:ascii="Times New Roman" w:hAnsi="Times New Roman" w:cs="Times New Roman"/>
-              </w:rPr>
-            </w:pPr>
-            <w:r>
-              <w:rPr>
-                <w:rFonts w:ascii="Times New Roman" w:hAnsi="Times New Roman" w:cs="Times New Roman"/>
-              </w:rPr>
-              <w:t>Feijão (dias/sem.)</w:t>
-            </w:r>
-          </w:p>
-        </w:tc>
-        <w:tc>
-          <w:tcPr>
-            <w:tcW w:w="1056" w:type="dxa"/>
-          </w:tcPr>
-          <w:p>
-            <w:pPr>
-              <w:rPr>
-                <w:rFonts w:ascii="Times New Roman" w:hAnsi="Times New Roman" w:cs="Times New Roman"/>
-              </w:rPr>
-            </w:pPr>
-            <w:r>
-              <w:rPr>
-                <w:rFonts w:ascii="Times New Roman" w:hAnsi="Times New Roman" w:cs="Times New Roman"/>
-              </w:rPr>
-              <w:t>Quantitativa</w:t>
-            </w:r>
-          </w:p>
-        </w:tc>
-        <w:tc>
-          <w:tcPr>
-            <w:tcW w:w="1056" w:type="dxa"/>
-          </w:tcPr>
-          <w:p>
-            <w:pPr>
-              <w:rPr>
-                <w:rFonts w:ascii="Times New Roman" w:hAnsi="Times New Roman" w:cs="Times New Roman"/>
-              </w:rPr>
-            </w:pPr>
-            <w:r>
-              <w:rPr>
-                <w:rFonts w:ascii="Times New Roman" w:hAnsi="Times New Roman" w:cs="Times New Roman"/>
-              </w:rPr>
-              <w:t>7.0 (3.0–7.0)</w:t>
-            </w:r>
-          </w:p>
-        </w:tc>
-        <w:tc>
-          <w:tcPr>
-            <w:tcW w:w="1056" w:type="dxa"/>
-          </w:tcPr>
-          <w:p>
-            <w:pPr>
-              <w:rPr>
-                <w:rFonts w:ascii="Times New Roman" w:hAnsi="Times New Roman" w:cs="Times New Roman"/>
-              </w:rPr>
-            </w:pPr>
-            <w:r>
-              <w:rPr>
-                <w:rFonts w:ascii="Times New Roman" w:hAnsi="Times New Roman" w:cs="Times New Roman"/>
-              </w:rPr>
-              <w:t>7.0 (4.0–7.0)</w:t>
-            </w:r>
-          </w:p>
-        </w:tc>
-        <w:tc>
-          <w:tcPr>
-            <w:tcW w:w="1056" w:type="dxa"/>
-          </w:tcPr>
-          <w:p>
-            <w:pPr>
-              <w:rPr>
-                <w:rFonts w:ascii="Times New Roman" w:hAnsi="Times New Roman" w:cs="Times New Roman"/>
-              </w:rPr>
-            </w:pPr>
-            <w:r>
-              <w:rPr>
-                <w:rFonts w:ascii="Times New Roman" w:hAnsi="Times New Roman" w:cs="Times New Roman"/>
-              </w:rPr>
-              <w:t>Mann-Whitney U</w:t>
-            </w:r>
-          </w:p>
-        </w:tc>
-        <w:tc>
-          <w:tcPr>
-            <w:tcW w:w="1056" w:type="dxa"/>
-          </w:tcPr>
-          <w:p>
-            <w:pPr>
-              <w:rPr>
-                <w:rFonts w:ascii="Times New Roman" w:hAnsi="Times New Roman" w:cs="Times New Roman"/>
-              </w:rPr>
-            </w:pPr>
-            <w:r>
-              <w:rPr>
-                <w:rFonts w:ascii="Times New Roman" w:hAnsi="Times New Roman" w:cs="Times New Roman"/>
-              </w:rPr>
-              <w:t>U=7342752</w:t>
-            </w:r>
-          </w:p>
-        </w:tc>
-        <w:tc>
-          <w:tcPr>
-            <w:tcW w:w="1056" w:type="dxa"/>
-          </w:tcPr>
-          <w:p>
-            <w:pPr>
-              <w:rPr>
-                <w:rFonts w:ascii="Times New Roman" w:hAnsi="Times New Roman" w:cs="Times New Roman"/>
-              </w:rPr>
-            </w:pPr>
-            <w:r>
-              <w:rPr>
-                <w:rFonts w:ascii="Times New Roman" w:hAnsi="Times New Roman" w:cs="Times New Roman"/>
-              </w:rPr>
-              <w:t>2.737e-08</w:t>
-            </w:r>
-          </w:p>
-        </w:tc>
-        <w:tc>
-          <w:tcPr>
-            <w:tcW w:w="1056" w:type="dxa"/>
-          </w:tcPr>
-          <w:p>
-            <w:pPr>
-              <w:rPr>
-                <w:rFonts w:ascii="Times New Roman" w:hAnsi="Times New Roman" w:cs="Times New Roman"/>
-              </w:rPr>
-            </w:pPr>
-            <w:r>
-              <w:rPr>
-                <w:rFonts w:ascii="Times New Roman" w:hAnsi="Times New Roman" w:cs="Times New Roman"/>
-              </w:rPr>
-              <w:t>[0.00; 0.00]</w:t>
-            </w:r>
-          </w:p>
-        </w:tc>
-        <w:tc>
-          <w:tcPr>
-            <w:tcW w:w="1056" w:type="dxa"/>
-          </w:tcPr>
-          <w:p>
-            <w:pPr>
-              <w:rPr>
-                <w:rFonts w:ascii="Times New Roman" w:hAnsi="Times New Roman" w:cs="Times New Roman"/>
-              </w:rPr>
-            </w:pPr>
-            <w:r>
-              <w:rPr>
-                <w:rFonts w:ascii="Times New Roman" w:hAnsi="Times New Roman" w:cs="Times New Roman"/>
-              </w:rPr>
-              <w:t>***</w:t>
-            </w:r>
-          </w:p>
-        </w:tc>
-      </w:tr>
-      <w:tr>
-        <w:tc>
-          <w:tcPr>
-            <w:tcW w:w="1056" w:type="dxa"/>
-          </w:tcPr>
-          <w:p>
-            <w:pPr>
-              <w:rPr>
-                <w:rFonts w:ascii="Times New Roman" w:hAnsi="Times New Roman" w:cs="Times New Roman"/>
-              </w:rPr>
-            </w:pPr>
-            <w:r>
-              <w:rPr>
-                <w:rFonts w:ascii="Times New Roman" w:hAnsi="Times New Roman" w:cs="Times New Roman"/>
-              </w:rPr>
-              <w:t>Frango (dias/sem.)</w:t>
-            </w:r>
-          </w:p>
-        </w:tc>
-        <w:tc>
-          <w:tcPr>
-            <w:tcW w:w="1056" w:type="dxa"/>
-          </w:tcPr>
-          <w:p>
-            <w:pPr>
-              <w:rPr>
-                <w:rFonts w:ascii="Times New Roman" w:hAnsi="Times New Roman" w:cs="Times New Roman"/>
-              </w:rPr>
-            </w:pPr>
-            <w:r>
-              <w:rPr>
-                <w:rFonts w:ascii="Times New Roman" w:hAnsi="Times New Roman" w:cs="Times New Roman"/>
-              </w:rPr>
-              <w:t>Quantitativa</w:t>
-            </w:r>
-          </w:p>
-        </w:tc>
-        <w:tc>
-          <w:tcPr>
-            <w:tcW w:w="1056" w:type="dxa"/>
-          </w:tcPr>
-          <w:p>
-            <w:pPr>
-              <w:rPr>
-                <w:rFonts w:ascii="Times New Roman" w:hAnsi="Times New Roman" w:cs="Times New Roman"/>
-              </w:rPr>
-            </w:pPr>
-            <w:r>
-              <w:rPr>
-                <w:rFonts w:ascii="Times New Roman" w:hAnsi="Times New Roman" w:cs="Times New Roman"/>
-              </w:rPr>
-              <w:t>3.0 (2.0–4.0)</w:t>
-            </w:r>
-          </w:p>
-        </w:tc>
-        <w:tc>
-          <w:tcPr>
-            <w:tcW w:w="1056" w:type="dxa"/>
-          </w:tcPr>
-          <w:p>
-            <w:pPr>
-              <w:rPr>
-                <w:rFonts w:ascii="Times New Roman" w:hAnsi="Times New Roman" w:cs="Times New Roman"/>
-              </w:rPr>
-            </w:pPr>
-            <w:r>
-              <w:rPr>
-                <w:rFonts w:ascii="Times New Roman" w:hAnsi="Times New Roman" w:cs="Times New Roman"/>
-              </w:rPr>
-              <w:t>3.0 (2.0–4.0)</w:t>
-            </w:r>
-          </w:p>
-        </w:tc>
-        <w:tc>
-          <w:tcPr>
-            <w:tcW w:w="1056" w:type="dxa"/>
-          </w:tcPr>
-          <w:p>
-            <w:pPr>
-              <w:rPr>
-                <w:rFonts w:ascii="Times New Roman" w:hAnsi="Times New Roman" w:cs="Times New Roman"/>
-              </w:rPr>
-            </w:pPr>
-            <w:r>
-              <w:rPr>
-                <w:rFonts w:ascii="Times New Roman" w:hAnsi="Times New Roman" w:cs="Times New Roman"/>
-              </w:rPr>
-              <w:t>Mann-Whitney U</w:t>
-            </w:r>
-          </w:p>
-        </w:tc>
-        <w:tc>
-          <w:tcPr>
-            <w:tcW w:w="1056" w:type="dxa"/>
-          </w:tcPr>
-          <w:p>
-            <w:pPr>
-              <w:rPr>
-                <w:rFonts w:ascii="Times New Roman" w:hAnsi="Times New Roman" w:cs="Times New Roman"/>
-              </w:rPr>
-            </w:pPr>
-            <w:r>
-              <w:rPr>
-                <w:rFonts w:ascii="Times New Roman" w:hAnsi="Times New Roman" w:cs="Times New Roman"/>
-              </w:rPr>
-              <w:t>U=7715178</w:t>
-            </w:r>
-          </w:p>
-        </w:tc>
-        <w:tc>
-          <w:tcPr>
-            <w:tcW w:w="1056" w:type="dxa"/>
-          </w:tcPr>
-          <w:p>
-            <w:pPr>
-              <w:rPr>
-                <w:rFonts w:ascii="Times New Roman" w:hAnsi="Times New Roman" w:cs="Times New Roman"/>
-              </w:rPr>
-            </w:pPr>
-            <w:r>
-              <w:rPr>
-                <w:rFonts w:ascii="Times New Roman" w:hAnsi="Times New Roman" w:cs="Times New Roman"/>
-              </w:rPr>
-              <w:t>7.897e-12</w:t>
-            </w:r>
-          </w:p>
-        </w:tc>
-        <w:tc>
-          <w:tcPr>
-            <w:tcW w:w="1056" w:type="dxa"/>
-          </w:tcPr>
-          <w:p>
-            <w:pPr>
-              <w:rPr>
-                <w:rFonts w:ascii="Times New Roman" w:hAnsi="Times New Roman" w:cs="Times New Roman"/>
-              </w:rPr>
-            </w:pPr>
-            <w:r>
-              <w:rPr>
-                <w:rFonts w:ascii="Times New Roman" w:hAnsi="Times New Roman" w:cs="Times New Roman"/>
-              </w:rPr>
-              <w:t>[0.00; 0.00]</w:t>
-            </w:r>
-          </w:p>
-        </w:tc>
-        <w:tc>
-          <w:tcPr>
-            <w:tcW w:w="1056" w:type="dxa"/>
-          </w:tcPr>
-          <w:p>
-            <w:pPr>
-              <w:rPr>
-                <w:rFonts w:ascii="Times New Roman" w:hAnsi="Times New Roman" w:cs="Times New Roman"/>
-              </w:rPr>
-            </w:pPr>
-            <w:r>
-              <w:rPr>
-                <w:rFonts w:ascii="Times New Roman" w:hAnsi="Times New Roman" w:cs="Times New Roman"/>
-              </w:rPr>
-              <w:t>***</w:t>
-            </w:r>
-          </w:p>
-        </w:tc>
-      </w:tr>
-      <w:tr>
-        <w:tc>
-          <w:tcPr>
-            <w:tcW w:w="1056" w:type="dxa"/>
-          </w:tcPr>
-          <w:p>
-            <w:pPr>
-              <w:rPr>
-                <w:rFonts w:ascii="Times New Roman" w:hAnsi="Times New Roman" w:cs="Times New Roman"/>
-              </w:rPr>
-            </w:pPr>
-            <w:r>
-              <w:rPr>
-                <w:rFonts w:ascii="Times New Roman" w:hAnsi="Times New Roman" w:cs="Times New Roman"/>
-              </w:rPr>
-              <w:t>Sexo</w:t>
-            </w:r>
-          </w:p>
-        </w:tc>
-        <w:tc>
-          <w:tcPr>
-            <w:tcW w:w="1056" w:type="dxa"/>
-          </w:tcPr>
-          <w:p>
-            <w:pPr>
-              <w:rPr>
-                <w:rFonts w:ascii="Times New Roman" w:hAnsi="Times New Roman" w:cs="Times New Roman"/>
-              </w:rPr>
-            </w:pPr>
-            <w:r>
-              <w:rPr>
-                <w:rFonts w:ascii="Times New Roman" w:hAnsi="Times New Roman" w:cs="Times New Roman"/>
-              </w:rPr>
-              <w:t>Qualitativa</w:t>
-            </w:r>
-          </w:p>
-        </w:tc>
-        <w:tc>
-          <w:tcPr>
-            <w:tcW w:w="1056" w:type="dxa"/>
-          </w:tcPr>
-          <w:p>
-            <w:pPr>
-              <w:rPr>
-                <w:rFonts w:ascii="Times New Roman" w:hAnsi="Times New Roman" w:cs="Times New Roman"/>
-              </w:rPr>
-            </w:pPr>
-            <w:r>
-              <w:rPr>
-                <w:rFonts w:ascii="Times New Roman" w:hAnsi="Times New Roman" w:cs="Times New Roman"/>
-              </w:rPr>
-              <w:t>Moda: Mulher</w:t>
-            </w:r>
-          </w:p>
-        </w:tc>
-        <w:tc>
-          <w:tcPr>
-            <w:tcW w:w="1056" w:type="dxa"/>
-          </w:tcPr>
-          <w:p>
-            <w:pPr>
-              <w:rPr>
-                <w:rFonts w:ascii="Times New Roman" w:hAnsi="Times New Roman" w:cs="Times New Roman"/>
-              </w:rPr>
-            </w:pPr>
-            <w:r>
-              <w:rPr>
-                <w:rFonts w:ascii="Times New Roman" w:hAnsi="Times New Roman" w:cs="Times New Roman"/>
-              </w:rPr>
-              <w:t>Moda: Homem</w:t>
-            </w:r>
-          </w:p>
-        </w:tc>
-        <w:tc>
-          <w:tcPr>
-            <w:tcW w:w="1056" w:type="dxa"/>
-          </w:tcPr>
-          <w:p>
-            <w:pPr>
-              <w:rPr>
-                <w:rFonts w:ascii="Times New Roman" w:hAnsi="Times New Roman" w:cs="Times New Roman"/>
-              </w:rPr>
-            </w:pPr>
-            <w:r>
-              <w:rPr>
-                <w:rFonts w:ascii="Times New Roman" w:hAnsi="Times New Roman" w:cs="Times New Roman"/>
-              </w:rPr>
-              <w:t>Qui-Quadrado</w:t>
-            </w:r>
-          </w:p>
-        </w:tc>
-        <w:tc>
-          <w:tcPr>
-            <w:tcW w:w="1056" w:type="dxa"/>
-          </w:tcPr>
-          <w:p>
-            <w:pPr>
-              <w:rPr>
-                <w:rFonts w:ascii="Times New Roman" w:hAnsi="Times New Roman" w:cs="Times New Roman"/>
-              </w:rPr>
-            </w:pPr>
-            <w:r>
-              <w:rPr>
-                <w:rFonts w:ascii="Times New Roman" w:hAnsi="Times New Roman" w:cs="Times New Roman"/>
-              </w:rPr>
-              <w:t>χ²=1117.852</w:t>
-            </w:r>
-          </w:p>
-        </w:tc>
-        <w:tc>
-          <w:tcPr>
-            <w:tcW w:w="1056" w:type="dxa"/>
-          </w:tcPr>
-          <w:p>
-            <w:pPr>
-              <w:rPr>
-                <w:rFonts w:ascii="Times New Roman" w:hAnsi="Times New Roman" w:cs="Times New Roman"/>
-              </w:rPr>
-            </w:pPr>
-            <w:r>
-              <w:rPr>
-                <w:rFonts w:ascii="Times New Roman" w:hAnsi="Times New Roman" w:cs="Times New Roman"/>
-              </w:rPr>
-              <w:t>4.353e-245</w:t>
-            </w:r>
-          </w:p>
-        </w:tc>
-        <w:tc>
-          <w:tcPr>
-            <w:tcW w:w="1056" w:type="dxa"/>
-          </w:tcPr>
-          <w:p>
-            <w:pPr>
-              <w:rPr>
-                <w:rFonts w:ascii="Times New Roman" w:hAnsi="Times New Roman" w:cs="Times New Roman"/>
-              </w:rPr>
-            </w:pPr>
-            <w:r>
-              <w:rPr>
-                <w:rFonts w:ascii="Times New Roman" w:hAnsi="Times New Roman" w:cs="Times New Roman"/>
-              </w:rPr>
-              <w:t>—</w:t>
-            </w:r>
-          </w:p>
-        </w:tc>
-        <w:tc>
-          <w:tcPr>
-            <w:tcW w:w="1056" w:type="dxa"/>
-          </w:tcPr>
-          <w:p>
-            <w:pPr>
-              <w:rPr>
-                <w:rFonts w:ascii="Times New Roman" w:hAnsi="Times New Roman" w:cs="Times New Roman"/>
-              </w:rPr>
-            </w:pPr>
-            <w:r>
-              <w:rPr>
-                <w:rFonts w:ascii="Times New Roman" w:hAnsi="Times New Roman" w:cs="Times New Roman"/>
-              </w:rPr>
-              <w:t>***</w:t>
-            </w:r>
-          </w:p>
-        </w:tc>
-      </w:tr>
-      <w:tr>
-        <w:tc>
-          <w:tcPr>
-            <w:tcW w:w="1056" w:type="dxa"/>
-          </w:tcPr>
-          <w:p>
-            <w:pPr>
-              <w:rPr>
-                <w:rFonts w:ascii="Times New Roman" w:hAnsi="Times New Roman" w:cs="Times New Roman"/>
-              </w:rPr>
-            </w:pPr>
-            <w:r>
-              <w:rPr>
-                <w:rFonts w:ascii="Times New Roman" w:hAnsi="Times New Roman" w:cs="Times New Roman"/>
-              </w:rPr>
-              <w:t>Plano de saúde médico</w:t>
-            </w:r>
-          </w:p>
-        </w:tc>
-        <w:tc>
-          <w:tcPr>
-            <w:tcW w:w="1056" w:type="dxa"/>
-          </w:tcPr>
-          <w:p>
-            <w:pPr>
-              <w:rPr>
-                <w:rFonts w:ascii="Times New Roman" w:hAnsi="Times New Roman" w:cs="Times New Roman"/>
-              </w:rPr>
-            </w:pPr>
-            <w:r>
-              <w:rPr>
-                <w:rFonts w:ascii="Times New Roman" w:hAnsi="Times New Roman" w:cs="Times New Roman"/>
-              </w:rPr>
-              <w:t>Qualitativa</w:t>
-            </w:r>
-          </w:p>
-        </w:tc>
-        <w:tc>
-          <w:tcPr>
-            <w:tcW w:w="1056" w:type="dxa"/>
-          </w:tcPr>
-          <w:p>
-            <w:pPr>
-              <w:rPr>
-                <w:rFonts w:ascii="Times New Roman" w:hAnsi="Times New Roman" w:cs="Times New Roman"/>
-              </w:rPr>
-            </w:pPr>
-            <w:r>
-              <w:rPr>
-                <w:rFonts w:ascii="Times New Roman" w:hAnsi="Times New Roman" w:cs="Times New Roman"/>
-              </w:rPr>
-              <w:t>Moda: Não</w:t>
-            </w:r>
-          </w:p>
-        </w:tc>
-        <w:tc>
-          <w:tcPr>
-            <w:tcW w:w="1056" w:type="dxa"/>
-          </w:tcPr>
-          <w:p>
-            <w:pPr>
-              <w:rPr>
-                <w:rFonts w:ascii="Times New Roman" w:hAnsi="Times New Roman" w:cs="Times New Roman"/>
-              </w:rPr>
-            </w:pPr>
-            <w:r>
-              <w:rPr>
-                <w:rFonts w:ascii="Times New Roman" w:hAnsi="Times New Roman" w:cs="Times New Roman"/>
-              </w:rPr>
-              <w:t>Moda: Não</w:t>
-            </w:r>
-          </w:p>
-        </w:tc>
-        <w:tc>
-          <w:tcPr>
-            <w:tcW w:w="1056" w:type="dxa"/>
-          </w:tcPr>
-          <w:p>
-            <w:pPr>
-              <w:rPr>
-                <w:rFonts w:ascii="Times New Roman" w:hAnsi="Times New Roman" w:cs="Times New Roman"/>
-              </w:rPr>
-            </w:pPr>
-            <w:r>
-              <w:rPr>
-                <w:rFonts w:ascii="Times New Roman" w:hAnsi="Times New Roman" w:cs="Times New Roman"/>
-              </w:rPr>
-              <w:t>Qui-Quadrado</w:t>
-            </w:r>
-          </w:p>
-        </w:tc>
-        <w:tc>
-          <w:tcPr>
-            <w:tcW w:w="1056" w:type="dxa"/>
-          </w:tcPr>
-          <w:p>
-            <w:pPr>
-              <w:rPr>
-                <w:rFonts w:ascii="Times New Roman" w:hAnsi="Times New Roman" w:cs="Times New Roman"/>
-              </w:rPr>
-            </w:pPr>
-            <w:r>
-              <w:rPr>
-                <w:rFonts w:ascii="Times New Roman" w:hAnsi="Times New Roman" w:cs="Times New Roman"/>
-              </w:rPr>
-              <w:t>χ²=77.921</w:t>
-            </w:r>
-          </w:p>
-        </w:tc>
-        <w:tc>
-          <w:tcPr>
-            <w:tcW w:w="1056" w:type="dxa"/>
-          </w:tcPr>
-          <w:p>
-            <w:pPr>
-              <w:rPr>
-                <w:rFonts w:ascii="Times New Roman" w:hAnsi="Times New Roman" w:cs="Times New Roman"/>
-              </w:rPr>
-            </w:pPr>
-            <w:r>
-              <w:rPr>
-                <w:rFonts w:ascii="Times New Roman" w:hAnsi="Times New Roman" w:cs="Times New Roman"/>
-              </w:rPr>
-              <w:t>1.073e-18</w:t>
-            </w:r>
-          </w:p>
-        </w:tc>
-        <w:tc>
-          <w:tcPr>
-            <w:tcW w:w="1056" w:type="dxa"/>
-          </w:tcPr>
-          <w:p>
-            <w:pPr>
-              <w:rPr>
-                <w:rFonts w:ascii="Times New Roman" w:hAnsi="Times New Roman" w:cs="Times New Roman"/>
-              </w:rPr>
-            </w:pPr>
-            <w:r>
-              <w:rPr>
-                <w:rFonts w:ascii="Times New Roman" w:hAnsi="Times New Roman" w:cs="Times New Roman"/>
-              </w:rPr>
-              <w:t>—</w:t>
-            </w:r>
-          </w:p>
-        </w:tc>
-        <w:tc>
-          <w:tcPr>
-            <w:tcW w:w="1056" w:type="dxa"/>
-          </w:tcPr>
-          <w:p>
-            <w:pPr>
-              <w:rPr>
-                <w:rFonts w:ascii="Times New Roman" w:hAnsi="Times New Roman" w:cs="Times New Roman"/>
-              </w:rPr>
-            </w:pPr>
-            <w:r>
-              <w:rPr>
-                <w:rFonts w:ascii="Times New Roman" w:hAnsi="Times New Roman" w:cs="Times New Roman"/>
-              </w:rPr>
-              <w:t>***</w:t>
-            </w:r>
-          </w:p>
-        </w:tc>
-      </w:tr>
-      <w:tr>
-        <w:tc>
-          <w:tcPr>
-            <w:tcW w:w="1056" w:type="dxa"/>
-          </w:tcPr>
-          <w:p>
-            <w:pPr>
-              <w:rPr>
-                <w:rFonts w:ascii="Times New Roman" w:hAnsi="Times New Roman" w:cs="Times New Roman"/>
-              </w:rPr>
-            </w:pPr>
-            <w:r>
-              <w:rPr>
-                <w:rFonts w:ascii="Times New Roman" w:hAnsi="Times New Roman" w:cs="Times New Roman"/>
-              </w:rPr>
-              <w:t>Autoavaliação Saúde</w:t>
-            </w:r>
-          </w:p>
-        </w:tc>
-        <w:tc>
-          <w:tcPr>
-            <w:tcW w:w="1056" w:type="dxa"/>
-          </w:tcPr>
-          <w:p>
-            <w:pPr>
-              <w:rPr>
-                <w:rFonts w:ascii="Times New Roman" w:hAnsi="Times New Roman" w:cs="Times New Roman"/>
-              </w:rPr>
-            </w:pPr>
-            <w:r>
-              <w:rPr>
-                <w:rFonts w:ascii="Times New Roman" w:hAnsi="Times New Roman" w:cs="Times New Roman"/>
-              </w:rPr>
-              <w:t>Qualitativa</w:t>
-            </w:r>
-          </w:p>
-        </w:tc>
-        <w:tc>
-          <w:tcPr>
-            <w:tcW w:w="1056" w:type="dxa"/>
-          </w:tcPr>
-          <w:p>
-            <w:pPr>
-              <w:rPr>
-                <w:rFonts w:ascii="Times New Roman" w:hAnsi="Times New Roman" w:cs="Times New Roman"/>
-              </w:rPr>
-            </w:pPr>
-            <w:r>
-              <w:rPr>
-                <w:rFonts w:ascii="Times New Roman" w:hAnsi="Times New Roman" w:cs="Times New Roman"/>
-              </w:rPr>
-              <w:t>Moda: Regular</w:t>
-            </w:r>
-          </w:p>
-        </w:tc>
-        <w:tc>
-          <w:tcPr>
-            <w:tcW w:w="1056" w:type="dxa"/>
-          </w:tcPr>
-          <w:p>
-            <w:pPr>
-              <w:rPr>
-                <w:rFonts w:ascii="Times New Roman" w:hAnsi="Times New Roman" w:cs="Times New Roman"/>
-              </w:rPr>
-            </w:pPr>
-            <w:r>
-              <w:rPr>
-                <w:rFonts w:ascii="Times New Roman" w:hAnsi="Times New Roman" w:cs="Times New Roman"/>
-              </w:rPr>
-              <w:t>Moda: Boa</w:t>
-            </w:r>
-          </w:p>
-        </w:tc>
-        <w:tc>
-          <w:tcPr>
-            <w:tcW w:w="1056" w:type="dxa"/>
-          </w:tcPr>
-          <w:p>
-            <w:pPr>
-              <w:rPr>
-                <w:rFonts w:ascii="Times New Roman" w:hAnsi="Times New Roman" w:cs="Times New Roman"/>
-              </w:rPr>
-            </w:pPr>
-            <w:r>
-              <w:rPr>
-                <w:rFonts w:ascii="Times New Roman" w:hAnsi="Times New Roman" w:cs="Times New Roman"/>
-              </w:rPr>
-              <w:t>Qui-Quadrado</w:t>
-            </w:r>
-          </w:p>
-        </w:tc>
-        <w:tc>
-          <w:tcPr>
-            <w:tcW w:w="1056" w:type="dxa"/>
-          </w:tcPr>
-          <w:p>
-            <w:pPr>
-              <w:rPr>
-                <w:rFonts w:ascii="Times New Roman" w:hAnsi="Times New Roman" w:cs="Times New Roman"/>
-              </w:rPr>
-            </w:pPr>
-            <w:r>
-              <w:rPr>
-                <w:rFonts w:ascii="Times New Roman" w:hAnsi="Times New Roman" w:cs="Times New Roman"/>
-              </w:rPr>
-              <w:t>χ²=1402.365</w:t>
-            </w:r>
-          </w:p>
-        </w:tc>
-        <w:tc>
-          <w:tcPr>
-            <w:tcW w:w="1056" w:type="dxa"/>
-          </w:tcPr>
-          <w:p>
-            <w:pPr>
-              <w:rPr>
-                <w:rFonts w:ascii="Times New Roman" w:hAnsi="Times New Roman" w:cs="Times New Roman"/>
-              </w:rPr>
-            </w:pPr>
-            <w:r>
-              <w:rPr>
-                <w:rFonts w:ascii="Times New Roman" w:hAnsi="Times New Roman" w:cs="Times New Roman"/>
-              </w:rPr>
-              <w:t>2.122e-302</w:t>
-            </w:r>
-          </w:p>
-        </w:tc>
-        <w:tc>
-          <w:tcPr>
-            <w:tcW w:w="1056" w:type="dxa"/>
-          </w:tcPr>
-          <w:p>
-            <w:pPr>
-              <w:rPr>
-                <w:rFonts w:ascii="Times New Roman" w:hAnsi="Times New Roman" w:cs="Times New Roman"/>
-              </w:rPr>
-            </w:pPr>
-            <w:r>
-              <w:rPr>
-                <w:rFonts w:ascii="Times New Roman" w:hAnsi="Times New Roman" w:cs="Times New Roman"/>
-              </w:rPr>
-              <w:t>—</w:t>
-            </w:r>
-          </w:p>
-        </w:tc>
-        <w:tc>
-          <w:tcPr>
-            <w:tcW w:w="1056" w:type="dxa"/>
-          </w:tcPr>
-          <w:p>
-            <w:pPr>
-              <w:rPr>
-                <w:rFonts w:ascii="Times New Roman" w:hAnsi="Times New Roman" w:cs="Times New Roman"/>
-              </w:rPr>
-            </w:pPr>
-            <w:r>
-              <w:rPr>
-                <w:rFonts w:ascii="Times New Roman" w:hAnsi="Times New Roman" w:cs="Times New Roman"/>
-              </w:rPr>
-              <w:t>***</w:t>
-            </w:r>
-          </w:p>
-        </w:tc>
-      </w:tr>
-      <w:tr>
-        <w:tc>
-          <w:tcPr>
-            <w:tcW w:w="1056" w:type="dxa"/>
-          </w:tcPr>
-          <w:p>
-            <w:pPr>
-              <w:rPr>
-                <w:rFonts w:ascii="Times New Roman" w:hAnsi="Times New Roman" w:cs="Times New Roman"/>
-              </w:rPr>
-            </w:pPr>
-            <w:r>
-              <w:rPr>
-                <w:rFonts w:ascii="Times New Roman" w:hAnsi="Times New Roman" w:cs="Times New Roman"/>
-              </w:rPr>
-              <w:t>Escolaridade</w:t>
-            </w:r>
-          </w:p>
-        </w:tc>
-        <w:tc>
-          <w:tcPr>
-            <w:tcW w:w="1056" w:type="dxa"/>
-          </w:tcPr>
-          <w:p>
-            <w:pPr>
-              <w:rPr>
-                <w:rFonts w:ascii="Times New Roman" w:hAnsi="Times New Roman" w:cs="Times New Roman"/>
-              </w:rPr>
-            </w:pPr>
-            <w:r>
-              <w:rPr>
-                <w:rFonts w:ascii="Times New Roman" w:hAnsi="Times New Roman" w:cs="Times New Roman"/>
-              </w:rPr>
-              <w:t>Qualitativa</w:t>
-            </w:r>
-          </w:p>
-        </w:tc>
-        <w:tc>
-          <w:tcPr>
-            <w:tcW w:w="1056" w:type="dxa"/>
-          </w:tcPr>
-          <w:p>
-            <w:pPr>
-              <w:rPr>
-                <w:rFonts w:ascii="Times New Roman" w:hAnsi="Times New Roman" w:cs="Times New Roman"/>
-              </w:rPr>
-            </w:pPr>
-            <w:r>
-              <w:rPr>
-                <w:rFonts w:ascii="Times New Roman" w:hAnsi="Times New Roman" w:cs="Times New Roman"/>
-              </w:rPr>
-              <w:t>Moda: Fundamental incompleto ou equivalente</w:t>
-            </w:r>
-          </w:p>
-        </w:tc>
-        <w:tc>
-          <w:tcPr>
-            <w:tcW w:w="1056" w:type="dxa"/>
-          </w:tcPr>
-          <w:p>
-            <w:pPr>
-              <w:rPr>
-                <w:rFonts w:ascii="Times New Roman" w:hAnsi="Times New Roman" w:cs="Times New Roman"/>
-              </w:rPr>
-            </w:pPr>
-            <w:r>
-              <w:rPr>
-                <w:rFonts w:ascii="Times New Roman" w:hAnsi="Times New Roman" w:cs="Times New Roman"/>
-              </w:rPr>
-              <w:t>Moda: Fundamental incompleto ou equivalente</w:t>
-            </w:r>
-          </w:p>
-        </w:tc>
-        <w:tc>
-          <w:tcPr>
-            <w:tcW w:w="1056" w:type="dxa"/>
-          </w:tcPr>
-          <w:p>
-            <w:pPr>
-              <w:rPr>
-                <w:rFonts w:ascii="Times New Roman" w:hAnsi="Times New Roman" w:cs="Times New Roman"/>
-              </w:rPr>
-            </w:pPr>
-            <w:r>
-              <w:rPr>
-                <w:rFonts w:ascii="Times New Roman" w:hAnsi="Times New Roman" w:cs="Times New Roman"/>
-              </w:rPr>
-              <w:t>Qui-Quadrado</w:t>
-            </w:r>
-          </w:p>
-        </w:tc>
-        <w:tc>
-          <w:tcPr>
-            <w:tcW w:w="1056" w:type="dxa"/>
-          </w:tcPr>
-          <w:p>
-            <w:pPr>
-              <w:rPr>
-                <w:rFonts w:ascii="Times New Roman" w:hAnsi="Times New Roman" w:cs="Times New Roman"/>
-              </w:rPr>
-            </w:pPr>
-            <w:r>
-              <w:rPr>
-                <w:rFonts w:ascii="Times New Roman" w:hAnsi="Times New Roman" w:cs="Times New Roman"/>
-              </w:rPr>
-              <w:t>χ²=22.323</w:t>
-            </w:r>
-          </w:p>
-        </w:tc>
-        <w:tc>
-          <w:tcPr>
-            <w:tcW w:w="1056" w:type="dxa"/>
-          </w:tcPr>
-          <w:p>
-            <w:pPr>
-              <w:rPr>
-                <w:rFonts w:ascii="Times New Roman" w:hAnsi="Times New Roman" w:cs="Times New Roman"/>
-              </w:rPr>
-            </w:pPr>
-            <w:r>
-              <w:rPr>
-                <w:rFonts w:ascii="Times New Roman" w:hAnsi="Times New Roman" w:cs="Times New Roman"/>
-              </w:rPr>
-              <w:t>0.001058</w:t>
-            </w:r>
-          </w:p>
-        </w:tc>
-        <w:tc>
-          <w:tcPr>
-            <w:tcW w:w="1056" w:type="dxa"/>
-          </w:tcPr>
-          <w:p>
-            <w:pPr>
-              <w:rPr>
-                <w:rFonts w:ascii="Times New Roman" w:hAnsi="Times New Roman" w:cs="Times New Roman"/>
-              </w:rPr>
-            </w:pPr>
-            <w:r>
-              <w:rPr>
-                <w:rFonts w:ascii="Times New Roman" w:hAnsi="Times New Roman" w:cs="Times New Roman"/>
-              </w:rPr>
-              <w:t>—</w:t>
-            </w:r>
-          </w:p>
-        </w:tc>
-        <w:tc>
-          <w:tcPr>
-            <w:tcW w:w="1056" w:type="dxa"/>
-          </w:tcPr>
-          <w:p>
-            <w:pPr>
-              <w:rPr>
-                <w:rFonts w:ascii="Times New Roman" w:hAnsi="Times New Roman" w:cs="Times New Roman"/>
-              </w:rPr>
-            </w:pPr>
-            <w:r>
-              <w:rPr>
-                <w:rFonts w:ascii="Times New Roman" w:hAnsi="Times New Roman" w:cs="Times New Roman"/>
-              </w:rPr>
-              <w:t>**</w:t>
-            </w:r>
-          </w:p>
-        </w:tc>
-      </w:tr>
-      <w:tr>
-        <w:tc>
-          <w:tcPr>
-            <w:tcW w:w="1056" w:type="dxa"/>
-          </w:tcPr>
-          <w:p>
-            <w:pPr>
-              <w:rPr>
-                <w:rFonts w:ascii="Times New Roman" w:hAnsi="Times New Roman" w:cs="Times New Roman"/>
-              </w:rPr>
-            </w:pPr>
-            <w:r>
-              <w:rPr>
-                <w:rFonts w:ascii="Times New Roman" w:hAnsi="Times New Roman" w:cs="Times New Roman"/>
-              </w:rPr>
-              <w:t>Embutidos (dia anterior)</w:t>
-            </w:r>
-          </w:p>
-        </w:tc>
-        <w:tc>
-          <w:tcPr>
-            <w:tcW w:w="1056" w:type="dxa"/>
-          </w:tcPr>
-          <w:p>
-            <w:pPr>
-              <w:rPr>
-                <w:rFonts w:ascii="Times New Roman" w:hAnsi="Times New Roman" w:cs="Times New Roman"/>
-              </w:rPr>
-            </w:pPr>
-            <w:r>
-              <w:rPr>
-                <w:rFonts w:ascii="Times New Roman" w:hAnsi="Times New Roman" w:cs="Times New Roman"/>
-              </w:rPr>
-              <w:t>Qualitativa</w:t>
-            </w:r>
-          </w:p>
-        </w:tc>
-        <w:tc>
-          <w:tcPr>
-            <w:tcW w:w="1056" w:type="dxa"/>
-          </w:tcPr>
-          <w:p>
-            <w:pPr>
-              <w:rPr>
-                <w:rFonts w:ascii="Times New Roman" w:hAnsi="Times New Roman" w:cs="Times New Roman"/>
-              </w:rPr>
-            </w:pPr>
-            <w:r>
-              <w:rPr>
-                <w:rFonts w:ascii="Times New Roman" w:hAnsi="Times New Roman" w:cs="Times New Roman"/>
-              </w:rPr>
-              <w:t>Moda: Não</w:t>
-            </w:r>
-          </w:p>
-        </w:tc>
-        <w:tc>
-          <w:tcPr>
-            <w:tcW w:w="1056" w:type="dxa"/>
-          </w:tcPr>
-          <w:p>
-            <w:pPr>
-              <w:rPr>
-                <w:rFonts w:ascii="Times New Roman" w:hAnsi="Times New Roman" w:cs="Times New Roman"/>
-              </w:rPr>
-            </w:pPr>
-            <w:r>
-              <w:rPr>
-                <w:rFonts w:ascii="Times New Roman" w:hAnsi="Times New Roman" w:cs="Times New Roman"/>
-              </w:rPr>
-              <w:t>Moda: Não</w:t>
-            </w:r>
-          </w:p>
-        </w:tc>
-        <w:tc>
-          <w:tcPr>
-            <w:tcW w:w="1056" w:type="dxa"/>
-          </w:tcPr>
-          <w:p>
-            <w:pPr>
-              <w:rPr>
-                <w:rFonts w:ascii="Times New Roman" w:hAnsi="Times New Roman" w:cs="Times New Roman"/>
-              </w:rPr>
-            </w:pPr>
-            <w:r>
-              <w:rPr>
-                <w:rFonts w:ascii="Times New Roman" w:hAnsi="Times New Roman" w:cs="Times New Roman"/>
-              </w:rPr>
-              <w:t>Qui-Quadrado</w:t>
-            </w:r>
-          </w:p>
-        </w:tc>
-        <w:tc>
-          <w:tcPr>
-            <w:tcW w:w="1056" w:type="dxa"/>
-          </w:tcPr>
-          <w:p>
-            <w:pPr>
-              <w:rPr>
-                <w:rFonts w:ascii="Times New Roman" w:hAnsi="Times New Roman" w:cs="Times New Roman"/>
-              </w:rPr>
-            </w:pPr>
-            <w:r>
-              <w:rPr>
-                <w:rFonts w:ascii="Times New Roman" w:hAnsi="Times New Roman" w:cs="Times New Roman"/>
-              </w:rPr>
-              <w:t>χ²=6.596</w:t>
-            </w:r>
-          </w:p>
-        </w:tc>
-        <w:tc>
-          <w:tcPr>
-            <w:tcW w:w="1056" w:type="dxa"/>
-          </w:tcPr>
-          <w:p>
-            <w:pPr>
-              <w:rPr>
-                <w:rFonts w:ascii="Times New Roman" w:hAnsi="Times New Roman" w:cs="Times New Roman"/>
-              </w:rPr>
-            </w:pPr>
-            <w:r>
-              <w:rPr>
-                <w:rFonts w:ascii="Times New Roman" w:hAnsi="Times New Roman" w:cs="Times New Roman"/>
-              </w:rPr>
-              <w:t>0.01022</w:t>
-            </w:r>
-          </w:p>
-        </w:tc>
-        <w:tc>
-          <w:tcPr>
-            <w:tcW w:w="1056" w:type="dxa"/>
-          </w:tcPr>
-          <w:p>
-            <w:pPr>
-              <w:rPr>
-                <w:rFonts w:ascii="Times New Roman" w:hAnsi="Times New Roman" w:cs="Times New Roman"/>
-              </w:rPr>
-            </w:pPr>
-            <w:r>
-              <w:rPr>
-                <w:rFonts w:ascii="Times New Roman" w:hAnsi="Times New Roman" w:cs="Times New Roman"/>
-              </w:rPr>
-              <w:t>—</w:t>
-            </w:r>
-          </w:p>
-        </w:tc>
-        <w:tc>
-          <w:tcPr>
-            <w:tcW w:w="1056" w:type="dxa"/>
-          </w:tcPr>
-          <w:p>
-            <w:pPr>
-              <w:rPr>
-                <w:rFonts w:ascii="Times New Roman" w:hAnsi="Times New Roman" w:cs="Times New Roman"/>
-              </w:rPr>
-            </w:pPr>
-            <w:r>
-              <w:rPr>
-                <w:rFonts w:ascii="Times New Roman" w:hAnsi="Times New Roman" w:cs="Times New Roman"/>
-              </w:rPr>
-              <w:t>*</w:t>
-            </w:r>
-          </w:p>
-        </w:tc>
-      </w:tr>
-    </w:tbl>
+    </w:p>
     <w:p>
       <w:pPr>
         <w:jc w:val="center"/>
@@ -15740,7 +13530,6 @@
           <w:rFonts w:ascii="Times New Roman" w:hAnsi="Times New Roman" w:cs="Times New Roman"/>
           <w:noProof/>
         </w:rPr>
-        <w:lastRenderedPageBreak/>
         <w:drawing>
           <wp:inline distT="0" distB="0" distL="0" distR="0" wp14:anchorId="51C17A55" wp14:editId="067EE9C5">
             <wp:extent cx="4937760" cy="5087389"/>
@@ -15780,22 +13569,67 @@
     </w:p>
     <w:p>
       <w:pPr>
-        <w:rPr>
-          <w:rFonts w:ascii="Times New Roman" w:hAnsi="Times New Roman" w:cs="Times New Roman"/>
-        </w:rPr>
-      </w:pPr>
-      <w:r>
-        <w:rPr>
-          <w:rFonts w:ascii="Times New Roman" w:hAnsi="Times New Roman" w:cs="Times New Roman"/>
-        </w:rPr>
-        <w:t>Figura 4.5 — Boxplots das variáveis quantitativas por grupo (artrite com comorbidades vs. saudáveis).</w:t>
-      </w:r>
-    </w:p>
-    <w:p>
-      <w:pPr>
         <w:jc w:val="center"/>
         <w:rPr>
           <w:rFonts w:ascii="Times New Roman" w:hAnsi="Times New Roman" w:cs="Times New Roman"/>
+          <w:i/>
+          <w:color w:val="595959"/>
+          <w:sz w:val="17"/>
+        </w:rPr>
+      </w:pPr>
+      <w:r>
+        <w:rPr>
+          <w:rFonts w:ascii="Times New Roman" w:hAnsi="Times New Roman" w:cs="Times New Roman"/>
+          <w:i/>
+          <w:color w:val="595959"/>
+          <w:sz w:val="17"/>
+        </w:rPr>
+        <w:t xml:space="preserve">Figura 4.5 — </w:t>
+      </w:r>
+      <w:proofErr w:type="spellStart"/>
+      <w:r>
+        <w:rPr>
+          <w:rFonts w:ascii="Times New Roman" w:hAnsi="Times New Roman" w:cs="Times New Roman"/>
+          <w:i/>
+          <w:color w:val="595959"/>
+          <w:sz w:val="17"/>
+        </w:rPr>
+        <w:t>Boxplots</w:t>
+      </w:r>
+      <w:proofErr w:type="spellEnd"/>
+      <w:r>
+        <w:rPr>
+          <w:rFonts w:ascii="Times New Roman" w:hAnsi="Times New Roman" w:cs="Times New Roman"/>
+          <w:i/>
+          <w:color w:val="595959"/>
+          <w:sz w:val="17"/>
+        </w:rPr>
+        <w:t xml:space="preserve"> das variáveis quantitativas por grupo (artrite com comorbidades vs. saudáveis).</w:t>
+      </w:r>
+    </w:p>
+    <w:p>
+      <w:pPr>
+        <w:ind w:left="708" w:firstLine="708"/>
+        <w:jc w:val="center"/>
+        <w:rPr>
+          <w:rFonts w:ascii="Times New Roman" w:hAnsi="Times New Roman" w:cs="Times New Roman"/>
+        </w:rPr>
+      </w:pPr>
+    </w:p>
+    <w:p>
+      <w:pPr>
+        <w:ind w:left="708" w:firstLine="708"/>
+        <w:jc w:val="center"/>
+        <w:rPr>
+          <w:rFonts w:ascii="Times New Roman" w:hAnsi="Times New Roman" w:cs="Times New Roman"/>
+        </w:rPr>
+      </w:pPr>
+    </w:p>
+    <w:p>
+      <w:pPr>
+        <w:jc w:val="center"/>
+        <w:rPr>
+          <w:rFonts w:ascii="Times New Roman" w:hAnsi="Times New Roman" w:cs="Times New Roman"/>
         </w:rPr>
       </w:pPr>
       <w:r>
@@ -15803,6 +13637,7 @@
           <w:rFonts w:ascii="Times New Roman" w:hAnsi="Times New Roman" w:cs="Times New Roman"/>
           <w:noProof/>
         </w:rPr>
+        <w:lastRenderedPageBreak/>
         <w:drawing>
           <wp:inline distT="0" distB="0" distL="0" distR="0" wp14:anchorId="4DDAEAB4" wp14:editId="626AE7CF">
             <wp:extent cx="5943600" cy="1467121"/>
@@ -15842,19 +13677,35 @@
     </w:p>
     <w:p>
       <w:pPr>
-        <w:rPr>
-          <w:rFonts w:ascii="Times New Roman" w:hAnsi="Times New Roman" w:cs="Times New Roman"/>
-        </w:rPr>
-      </w:pPr>
-      <w:r>
-        <w:rPr>
-          <w:rFonts w:ascii="Times New Roman" w:hAnsi="Times New Roman" w:cs="Times New Roman"/>
+        <w:jc w:val="center"/>
+        <w:rPr>
+          <w:rFonts w:ascii="Times New Roman" w:hAnsi="Times New Roman" w:cs="Times New Roman"/>
+          <w:i/>
+          <w:color w:val="595959"/>
+          <w:sz w:val="17"/>
+        </w:rPr>
+      </w:pPr>
+      <w:r>
+        <w:rPr>
+          <w:rFonts w:ascii="Times New Roman" w:hAnsi="Times New Roman" w:cs="Times New Roman"/>
+          <w:i/>
+          <w:color w:val="595959"/>
+          <w:sz w:val="17"/>
         </w:rPr>
         <w:t>Figura 4.6 — Distribuição percentual das variáveis qualitativas por grupo (artrite com comorbidades vs. saudáveis).</w:t>
       </w:r>
     </w:p>
     <w:p>
       <w:pPr>
+        <w:jc w:val="center"/>
+        <w:rPr>
+          <w:rFonts w:ascii="Times New Roman" w:hAnsi="Times New Roman" w:cs="Times New Roman"/>
+        </w:rPr>
+      </w:pPr>
+    </w:p>
+    <w:p>
+      <w:pPr>
+        <w:ind w:firstLine="708"/>
         <w:rPr>
           <w:rFonts w:ascii="Times New Roman" w:hAnsi="Times New Roman" w:cs="Times New Roman"/>
         </w:rPr>
@@ -15868,6 +13719,15 @@
     </w:p>
     <w:p>
       <w:pPr>
+        <w:ind w:firstLine="708"/>
+        <w:rPr>
+          <w:rFonts w:ascii="Times New Roman" w:hAnsi="Times New Roman" w:cs="Times New Roman"/>
+        </w:rPr>
+      </w:pPr>
+    </w:p>
+    <w:p>
+      <w:pPr>
+        <w:ind w:firstLine="708"/>
         <w:rPr>
           <w:rFonts w:ascii="Times New Roman" w:hAnsi="Times New Roman" w:cs="Times New Roman"/>
         </w:rPr>
@@ -15907,7 +13767,6 @@
           <w:sz w:val="26"/>
           <w:szCs w:val="26"/>
         </w:rPr>
-        <w:lastRenderedPageBreak/>
         <w:t xml:space="preserve">  5. EXPERIMENTOS E ANÁLISE DOS RESULTADOS</w:t>
       </w:r>
     </w:p>
@@ -16155,6 +14014,7 @@
           <w:b/>
           <w:bCs/>
         </w:rPr>
+        <w:lastRenderedPageBreak/>
         <w:t>Cancella &amp; Zárate (2025)</w:t>
       </w:r>
       <w:r>
@@ -16467,7 +14327,6 @@
         <w:rPr>
           <w:rFonts w:ascii="Times New Roman" w:hAnsi="Times New Roman" w:cs="Times New Roman"/>
         </w:rPr>
-        <w:lastRenderedPageBreak/>
         <w:t>BRASIL. Ministério da Saúde. Guia de Atividade Física para a População Brasileira. Brasília: Ministério da Saúde, 2021.</w:t>
       </w:r>
     </w:p>
@@ -16948,6 +14807,7 @@
         <w:rPr>
           <w:rFonts w:ascii="Times New Roman" w:hAnsi="Times New Roman" w:cs="Times New Roman"/>
         </w:rPr>
+        <w:lastRenderedPageBreak/>
         <w:t>INSTITUTO BRASILEIRO DE GEOGRAFIA E ESTATÍSTICA. </w:t>
       </w:r>
       <w:r>
@@ -18018,7 +15878,7 @@
   <w:style w:type="paragraph" w:default="1" w:styleId="Normal">
     <w:name w:val="Normal"/>
     <w:qFormat/>
-    <w:rsid w:val="003D74E2"/>
+    <w:rsid w:val="002C67CE"/>
   </w:style>
   <w:style w:type="paragraph" w:styleId="Ttulo1">
     <w:name w:val="heading 1"/>
@@ -18113,7 +15973,6 @@
   <w:style w:type="character" w:default="1" w:styleId="Fontepargpadro">
     <w:name w:val="Default Paragraph Font"/>
     <w:uiPriority w:val="1"/>
-    <w:semiHidden/>
     <w:unhideWhenUsed/>
   </w:style>
   <w:style w:type="table" w:default="1" w:styleId="Tabelanormal">
